--- a/chapters/Abstract-chap1-chap2-chap3.docx
+++ b/chapters/Abstract-chap1-chap2-chap3.docx
@@ -60,7 +60,25 @@
           <w:szCs w:val="24"/>
           <w:lang w:val="en-GB"/>
         </w:rPr>
-        <w:t>This study proposes CustomsTrack AI,</w:t>
+        <w:t xml:space="preserve">This study proposes </w:t>
+      </w:r>
+      <w:proofErr w:type="spellStart"/>
+      <w:r>
+        <w:rPr>
+          <w:sz w:val="24"/>
+          <w:szCs w:val="24"/>
+          <w:lang w:val="en-GB"/>
+        </w:rPr>
+        <w:t>CustomsTrack</w:t>
+      </w:r>
+      <w:proofErr w:type="spellEnd"/>
+      <w:r>
+        <w:rPr>
+          <w:sz w:val="24"/>
+          <w:szCs w:val="24"/>
+          <w:lang w:val="en-GB"/>
+        </w:rPr>
+        <w:t xml:space="preserve"> AI,</w:t>
       </w:r>
       <w:r>
         <w:rPr>
@@ -180,7 +198,25 @@
           <w:szCs w:val="24"/>
           <w:lang w:val="en-GB"/>
         </w:rPr>
-        <w:t>This chapter introduces the study of CustomsTrack AI, a mobile-first decision support subsystem for visualising declared destinations and supporting field inspections within the Cameroonian customs env</w:t>
+        <w:t xml:space="preserve">This chapter introduces the study of </w:t>
+      </w:r>
+      <w:proofErr w:type="spellStart"/>
+      <w:r>
+        <w:rPr>
+          <w:sz w:val="24"/>
+          <w:szCs w:val="24"/>
+          <w:lang w:val="en-GB"/>
+        </w:rPr>
+        <w:t>CustomsTrack</w:t>
+      </w:r>
+      <w:proofErr w:type="spellEnd"/>
+      <w:r>
+        <w:rPr>
+          <w:sz w:val="24"/>
+          <w:szCs w:val="24"/>
+          <w:lang w:val="en-GB"/>
+        </w:rPr>
+        <w:t xml:space="preserve"> AI, a mobile-first decision support subsystem for visualising declared destinations and supporting field inspections within the Cameroonian customs env</w:t>
       </w:r>
       <w:r>
         <w:rPr>
@@ -251,7 +287,115 @@
           <w:szCs w:val="24"/>
           <w:lang w:val="en-GB"/>
         </w:rPr>
-        <w:t xml:space="preserve"> with PAGODE (Procédures Automatisées de Gestion des Opérations de la Douane et du commerce Extérieur), a system that operated principally in the Littoral customs sector around the port of Douala and, at its peak, processed the large majority of the countr</w:t>
+        <w:t xml:space="preserve"> with PAGODE (</w:t>
+      </w:r>
+      <w:proofErr w:type="spellStart"/>
+      <w:r>
+        <w:rPr>
+          <w:sz w:val="24"/>
+          <w:szCs w:val="24"/>
+          <w:lang w:val="en-GB"/>
+        </w:rPr>
+        <w:t>Procédures</w:t>
+      </w:r>
+      <w:proofErr w:type="spellEnd"/>
+      <w:r>
+        <w:rPr>
+          <w:sz w:val="24"/>
+          <w:szCs w:val="24"/>
+          <w:lang w:val="en-GB"/>
+        </w:rPr>
+        <w:t xml:space="preserve"> </w:t>
+      </w:r>
+      <w:proofErr w:type="spellStart"/>
+      <w:r>
+        <w:rPr>
+          <w:sz w:val="24"/>
+          <w:szCs w:val="24"/>
+          <w:lang w:val="en-GB"/>
+        </w:rPr>
+        <w:t>Automatisées</w:t>
+      </w:r>
+      <w:proofErr w:type="spellEnd"/>
+      <w:r>
+        <w:rPr>
+          <w:sz w:val="24"/>
+          <w:szCs w:val="24"/>
+          <w:lang w:val="en-GB"/>
+        </w:rPr>
+        <w:t xml:space="preserve"> de </w:t>
+      </w:r>
+      <w:proofErr w:type="spellStart"/>
+      <w:r>
+        <w:rPr>
+          <w:sz w:val="24"/>
+          <w:szCs w:val="24"/>
+          <w:lang w:val="en-GB"/>
+        </w:rPr>
+        <w:t>Gestion</w:t>
+      </w:r>
+      <w:proofErr w:type="spellEnd"/>
+      <w:r>
+        <w:rPr>
+          <w:sz w:val="24"/>
+          <w:szCs w:val="24"/>
+          <w:lang w:val="en-GB"/>
+        </w:rPr>
+        <w:t xml:space="preserve"> des </w:t>
+      </w:r>
+      <w:proofErr w:type="spellStart"/>
+      <w:r>
+        <w:rPr>
+          <w:sz w:val="24"/>
+          <w:szCs w:val="24"/>
+          <w:lang w:val="en-GB"/>
+        </w:rPr>
+        <w:t>Opérations</w:t>
+      </w:r>
+      <w:proofErr w:type="spellEnd"/>
+      <w:r>
+        <w:rPr>
+          <w:sz w:val="24"/>
+          <w:szCs w:val="24"/>
+          <w:lang w:val="en-GB"/>
+        </w:rPr>
+        <w:t xml:space="preserve"> de la </w:t>
+      </w:r>
+      <w:proofErr w:type="spellStart"/>
+      <w:r>
+        <w:rPr>
+          <w:sz w:val="24"/>
+          <w:szCs w:val="24"/>
+          <w:lang w:val="en-GB"/>
+        </w:rPr>
+        <w:t>Douane</w:t>
+      </w:r>
+      <w:proofErr w:type="spellEnd"/>
+      <w:r>
+        <w:rPr>
+          <w:sz w:val="24"/>
+          <w:szCs w:val="24"/>
+          <w:lang w:val="en-GB"/>
+        </w:rPr>
+        <w:t xml:space="preserve"> et du commerce </w:t>
+      </w:r>
+      <w:proofErr w:type="spellStart"/>
+      <w:r>
+        <w:rPr>
+          <w:sz w:val="24"/>
+          <w:szCs w:val="24"/>
+          <w:lang w:val="en-GB"/>
+        </w:rPr>
+        <w:t>Extérieur</w:t>
+      </w:r>
+      <w:proofErr w:type="spellEnd"/>
+      <w:r>
+        <w:rPr>
+          <w:sz w:val="24"/>
+          <w:szCs w:val="24"/>
+          <w:lang w:val="en-GB"/>
+        </w:rPr>
+        <w:t>), a system that operated principally in the Littoral customs sector around the port of Douala and, at its peak, processed the large majority of the countr</w:t>
       </w:r>
       <w:r>
         <w:rPr>
@@ -284,7 +428,61 @@
           <w:szCs w:val="24"/>
           <w:lang w:val="en-GB"/>
         </w:rPr>
-        <w:t>en 2004 and 2006, Cameroon Customs officially replaced PAGODE with SYDONIA, the French designation for the Automated System for Customs Data (ASYCUDA, or Système Douanier Automatisé), a customs declaration-processing system owned and maintained by the Unit</w:t>
+        <w:t xml:space="preserve">en 2004 and 2006, Cameroon Customs officially replaced PAGODE with SYDONIA, the French designation for the Automated System for Customs Data (ASYCUDA, or </w:t>
+      </w:r>
+      <w:proofErr w:type="spellStart"/>
+      <w:r>
+        <w:rPr>
+          <w:sz w:val="24"/>
+          <w:szCs w:val="24"/>
+          <w:lang w:val="en-GB"/>
+        </w:rPr>
+        <w:t>Système</w:t>
+      </w:r>
+      <w:proofErr w:type="spellEnd"/>
+      <w:r>
+        <w:rPr>
+          <w:sz w:val="24"/>
+          <w:szCs w:val="24"/>
+          <w:lang w:val="en-GB"/>
+        </w:rPr>
+        <w:t xml:space="preserve"> </w:t>
+      </w:r>
+      <w:proofErr w:type="spellStart"/>
+      <w:r>
+        <w:rPr>
+          <w:sz w:val="24"/>
+          <w:szCs w:val="24"/>
+          <w:lang w:val="en-GB"/>
+        </w:rPr>
+        <w:t>Douanier</w:t>
+      </w:r>
+      <w:proofErr w:type="spellEnd"/>
+      <w:r>
+        <w:rPr>
+          <w:sz w:val="24"/>
+          <w:szCs w:val="24"/>
+          <w:lang w:val="en-GB"/>
+        </w:rPr>
+        <w:t xml:space="preserve"> </w:t>
+      </w:r>
+      <w:proofErr w:type="spellStart"/>
+      <w:r>
+        <w:rPr>
+          <w:sz w:val="24"/>
+          <w:szCs w:val="24"/>
+          <w:lang w:val="en-GB"/>
+        </w:rPr>
+        <w:t>Automatisé</w:t>
+      </w:r>
+      <w:proofErr w:type="spellEnd"/>
+      <w:r>
+        <w:rPr>
+          <w:sz w:val="24"/>
+          <w:szCs w:val="24"/>
+          <w:lang w:val="en-GB"/>
+        </w:rPr>
+        <w:t>), a customs declaration-processing system owned and maintained by the Unit</w:t>
       </w:r>
       <w:r>
         <w:rPr>
@@ -308,7 +506,61 @@
           <w:szCs w:val="24"/>
           <w:lang w:val="en-GB"/>
         </w:rPr>
-        <w:t>g clearance procedures as trade volumes grew (Direction Générale des Douanes, n.d.).</w:t>
+        <w:t xml:space="preserve">g clearance procedures as trade volumes grew (Direction </w:t>
+      </w:r>
+      <w:proofErr w:type="spellStart"/>
+      <w:r>
+        <w:rPr>
+          <w:sz w:val="24"/>
+          <w:szCs w:val="24"/>
+          <w:lang w:val="en-GB"/>
+        </w:rPr>
+        <w:t>Générale</w:t>
+      </w:r>
+      <w:proofErr w:type="spellEnd"/>
+      <w:r>
+        <w:rPr>
+          <w:sz w:val="24"/>
+          <w:szCs w:val="24"/>
+          <w:lang w:val="en-GB"/>
+        </w:rPr>
+        <w:t xml:space="preserve"> des </w:t>
+      </w:r>
+      <w:proofErr w:type="spellStart"/>
+      <w:r>
+        <w:rPr>
+          <w:sz w:val="24"/>
+          <w:szCs w:val="24"/>
+          <w:lang w:val="en-GB"/>
+        </w:rPr>
+        <w:t>Douanes</w:t>
+      </w:r>
+      <w:proofErr w:type="spellEnd"/>
+      <w:r>
+        <w:rPr>
+          <w:sz w:val="24"/>
+          <w:szCs w:val="24"/>
+          <w:lang w:val="en-GB"/>
+        </w:rPr>
+        <w:t xml:space="preserve">, </w:t>
+      </w:r>
+      <w:proofErr w:type="spellStart"/>
+      <w:r>
+        <w:rPr>
+          <w:sz w:val="24"/>
+          <w:szCs w:val="24"/>
+          <w:lang w:val="en-GB"/>
+        </w:rPr>
+        <w:t>n.d.</w:t>
+      </w:r>
+      <w:proofErr w:type="spellEnd"/>
+      <w:r>
+        <w:rPr>
+          <w:sz w:val="24"/>
+          <w:szCs w:val="24"/>
+          <w:lang w:val="en-GB"/>
+        </w:rPr>
+        <w:t>).</w:t>
       </w:r>
     </w:p>
     <w:p>
@@ -469,15 +721,51 @@
           <w:szCs w:val="24"/>
           <w:lang w:val="en-GB"/>
         </w:rPr>
-        <w:t>ation information is accessed and reused by CustomsTrack AI: simulated locally during development, since the student does not have authorised access to the live CAMCIS platform, and drawn directly from CAMCIS once an official integration is authorised. Syn</w:t>
-      </w:r>
-      <w:r>
-        <w:rPr>
-          <w:sz w:val="24"/>
-          <w:szCs w:val="24"/>
-          <w:lang w:val="en-GB"/>
-        </w:rPr>
-        <w:t>chronisation, by contrast, refers to the reverse process, by which a completed inspection report is transmitted from CustomsTrack AI back to CAMCIS. These two flows are deliberately asymmetric: the subsystem only ever reads declarations from CAMCIS and onl</w:t>
+        <w:t xml:space="preserve">ation information is accessed and reused by </w:t>
+      </w:r>
+      <w:proofErr w:type="spellStart"/>
+      <w:r>
+        <w:rPr>
+          <w:sz w:val="24"/>
+          <w:szCs w:val="24"/>
+          <w:lang w:val="en-GB"/>
+        </w:rPr>
+        <w:t>CustomsTrack</w:t>
+      </w:r>
+      <w:proofErr w:type="spellEnd"/>
+      <w:r>
+        <w:rPr>
+          <w:sz w:val="24"/>
+          <w:szCs w:val="24"/>
+          <w:lang w:val="en-GB"/>
+        </w:rPr>
+        <w:t xml:space="preserve"> AI: simulated locally during development, since the student does not have authorised access to the live CAMCIS platform, and drawn directly from CAMCIS once an official integration is authorised. Syn</w:t>
+      </w:r>
+      <w:r>
+        <w:rPr>
+          <w:sz w:val="24"/>
+          <w:szCs w:val="24"/>
+          <w:lang w:val="en-GB"/>
+        </w:rPr>
+        <w:t xml:space="preserve">chronisation, by contrast, refers to the reverse process, by which a completed inspection report is transmitted from </w:t>
+      </w:r>
+      <w:proofErr w:type="spellStart"/>
+      <w:r>
+        <w:rPr>
+          <w:sz w:val="24"/>
+          <w:szCs w:val="24"/>
+          <w:lang w:val="en-GB"/>
+        </w:rPr>
+        <w:t>CustomsTrack</w:t>
+      </w:r>
+      <w:proofErr w:type="spellEnd"/>
+      <w:r>
+        <w:rPr>
+          <w:sz w:val="24"/>
+          <w:szCs w:val="24"/>
+          <w:lang w:val="en-GB"/>
+        </w:rPr>
+        <w:t xml:space="preserve"> AI back to CAMCIS. These two flows are deliberately asymmetric: the subsystem only ever reads declarations from CAMCIS and onl</w:t>
       </w:r>
       <w:r>
         <w:rPr>
@@ -510,7 +798,25 @@
           <w:szCs w:val="24"/>
           <w:lang w:val="en-GB"/>
         </w:rPr>
-        <w:t xml:space="preserve">ntation style popularised by consumer navigation applications such as Citymapper, adapted here to a </w:t>
+        <w:t xml:space="preserve">ntation style popularised by consumer navigation applications such as </w:t>
+      </w:r>
+      <w:proofErr w:type="spellStart"/>
+      <w:r>
+        <w:rPr>
+          <w:sz w:val="24"/>
+          <w:szCs w:val="24"/>
+          <w:lang w:val="en-GB"/>
+        </w:rPr>
+        <w:t>Citymapper</w:t>
+      </w:r>
+      <w:proofErr w:type="spellEnd"/>
+      <w:r>
+        <w:rPr>
+          <w:sz w:val="24"/>
+          <w:szCs w:val="24"/>
+          <w:lang w:val="en-GB"/>
+        </w:rPr>
+        <w:t xml:space="preserve">, adapted here to a </w:t>
       </w:r>
       <w:r>
         <w:rPr>
@@ -519,7 +825,25 @@
           <w:lang w:val="en-GB"/>
         </w:rPr>
         <w:lastRenderedPageBreak/>
-        <w:t xml:space="preserve">customs field-operations purpose. Within CustomsTrack AI, this visualisation is the subsystem's central, standalone mission, since presenting a destination </w:t>
+        <w:t xml:space="preserve">customs field-operations purpose. Within </w:t>
+      </w:r>
+      <w:proofErr w:type="spellStart"/>
+      <w:r>
+        <w:rPr>
+          <w:sz w:val="24"/>
+          <w:szCs w:val="24"/>
+          <w:lang w:val="en-GB"/>
+        </w:rPr>
+        <w:t>CustomsTrack</w:t>
+      </w:r>
+      <w:proofErr w:type="spellEnd"/>
+      <w:r>
+        <w:rPr>
+          <w:sz w:val="24"/>
+          <w:szCs w:val="24"/>
+          <w:lang w:val="en-GB"/>
+        </w:rPr>
+        <w:t xml:space="preserve"> AI, this visualisation is the subsystem's central, standalone mission, since presenting a destination </w:t>
       </w:r>
       <w:r>
         <w:rPr>
@@ -544,15 +868,51 @@
           <w:szCs w:val="24"/>
           <w:lang w:val="en-GB"/>
         </w:rPr>
-        <w:t>Conceptually, the operation of CustomsTrack AI can be described as a single continu</w:t>
-      </w:r>
-      <w:r>
-        <w:rPr>
-          <w:sz w:val="24"/>
-          <w:szCs w:val="24"/>
-          <w:lang w:val="en-GB"/>
-        </w:rPr>
-        <w:t>ous workflow. A declaration is first created and validated within CAMCIS, as is already the case today. CustomsTrack AI then retrieves the information relevant to that consignment, including the declaration number, importer, transport company, truck and dr</w:t>
+        <w:t xml:space="preserve">Conceptually, the operation of </w:t>
+      </w:r>
+      <w:proofErr w:type="spellStart"/>
+      <w:r>
+        <w:rPr>
+          <w:sz w:val="24"/>
+          <w:szCs w:val="24"/>
+          <w:lang w:val="en-GB"/>
+        </w:rPr>
+        <w:t>CustomsTrack</w:t>
+      </w:r>
+      <w:proofErr w:type="spellEnd"/>
+      <w:r>
+        <w:rPr>
+          <w:sz w:val="24"/>
+          <w:szCs w:val="24"/>
+          <w:lang w:val="en-GB"/>
+        </w:rPr>
+        <w:t xml:space="preserve"> AI can be described as a single continu</w:t>
+      </w:r>
+      <w:r>
+        <w:rPr>
+          <w:sz w:val="24"/>
+          <w:szCs w:val="24"/>
+          <w:lang w:val="en-GB"/>
+        </w:rPr>
+        <w:t xml:space="preserve">ous workflow. A declaration is first created and validated within CAMCIS, as is already the case today. </w:t>
+      </w:r>
+      <w:proofErr w:type="spellStart"/>
+      <w:r>
+        <w:rPr>
+          <w:sz w:val="24"/>
+          <w:szCs w:val="24"/>
+          <w:lang w:val="en-GB"/>
+        </w:rPr>
+        <w:t>CustomsTrack</w:t>
+      </w:r>
+      <w:proofErr w:type="spellEnd"/>
+      <w:r>
+        <w:rPr>
+          <w:sz w:val="24"/>
+          <w:szCs w:val="24"/>
+          <w:lang w:val="en-GB"/>
+        </w:rPr>
+        <w:t xml:space="preserve"> AI then retrieves the information relevant to that consignment, including the declaration number, importer, transport company, truck and dr</w:t>
       </w:r>
       <w:r>
         <w:rPr>
@@ -568,7 +928,25 @@
           <w:szCs w:val="24"/>
           <w:lang w:val="en-GB"/>
         </w:rPr>
-        <w:t>tion such as Odza is resolved to a specific latitude and longitude and displayed directly on an interactive map, rather than remaining a line of text. An officer or Mobile Brigade member can then search by truck registration plate or declaration number and</w:t>
+        <w:t xml:space="preserve">tion such as </w:t>
+      </w:r>
+      <w:proofErr w:type="spellStart"/>
+      <w:r>
+        <w:rPr>
+          <w:sz w:val="24"/>
+          <w:szCs w:val="24"/>
+          <w:lang w:val="en-GB"/>
+        </w:rPr>
+        <w:t>Odza</w:t>
+      </w:r>
+      <w:proofErr w:type="spellEnd"/>
+      <w:r>
+        <w:rPr>
+          <w:sz w:val="24"/>
+          <w:szCs w:val="24"/>
+          <w:lang w:val="en-GB"/>
+        </w:rPr>
+        <w:t xml:space="preserve"> is resolved to a specific latitude and longitude and displayed directly on an interactive map, rather than remaining a line of text. An officer or Mobile Brigade member can then search by truck registration plate or declaration number and</w:t>
       </w:r>
       <w:r>
         <w:rPr>
@@ -659,30 +1037,48 @@
           <w:iCs/>
           <w:lang w:val="en-GB"/>
         </w:rPr>
-        <w:t>Figure 1.1: CustomsTrack AI end-to-end operational workflow, from CAMCIS declaration to syn</w:t>
-      </w:r>
+        <w:t xml:space="preserve">Figure 1.1: </w:t>
+      </w:r>
+      <w:proofErr w:type="spellStart"/>
       <w:r>
         <w:rPr>
           <w:i/>
           <w:iCs/>
           <w:lang w:val="en-GB"/>
         </w:rPr>
-        <w:t>chronised inspection report.</w:t>
-      </w:r>
-    </w:p>
-    <w:p>
-      <w:pPr>
-        <w:spacing w:before="200" w:after="120" w:line="360" w:lineRule="auto"/>
-        <w:rPr>
-          <w:lang w:val="en-GB"/>
-        </w:rPr>
-      </w:pPr>
-      <w:r>
-        <w:rPr>
-          <w:b/>
-          <w:bCs/>
+        <w:t>CustomsTrack</w:t>
+      </w:r>
+      <w:proofErr w:type="spellEnd"/>
+      <w:r>
+        <w:rPr>
           <w:i/>
           <w:iCs/>
+          <w:lang w:val="en-GB"/>
+        </w:rPr>
+        <w:t xml:space="preserve"> AI end-to-end operational workflow, from CAMCIS declaration to syn</w:t>
+      </w:r>
+      <w:r>
+        <w:rPr>
+          <w:i/>
+          <w:iCs/>
+          <w:lang w:val="en-GB"/>
+        </w:rPr>
+        <w:t>chronised inspection report.</w:t>
+      </w:r>
+    </w:p>
+    <w:p>
+      <w:pPr>
+        <w:spacing w:before="200" w:after="120" w:line="360" w:lineRule="auto"/>
+        <w:rPr>
+          <w:lang w:val="en-GB"/>
+        </w:rPr>
+      </w:pPr>
+      <w:r>
+        <w:rPr>
+          <w:b/>
+          <w:bCs/>
+          <w:i/>
+          <w:iCs/>
           <w:sz w:val="24"/>
           <w:szCs w:val="24"/>
           <w:lang w:val="en-GB"/>
@@ -704,7 +1100,25 @@
           <w:szCs w:val="24"/>
           <w:lang w:val="en-GB"/>
         </w:rPr>
-        <w:t>This study is grounded in Decision Support System (DSS) theory, first articulated in 1971 by Anthony Gorry and Michael Scott Morton of the MIT Sloan School of Management, who classified organisational decisions as structured, semi-structured, or unstructur</w:t>
+        <w:t xml:space="preserve">This study is grounded in Decision Support System (DSS) theory, first articulated in 1971 by Anthony </w:t>
+      </w:r>
+      <w:proofErr w:type="spellStart"/>
+      <w:r>
+        <w:rPr>
+          <w:sz w:val="24"/>
+          <w:szCs w:val="24"/>
+          <w:lang w:val="en-GB"/>
+        </w:rPr>
+        <w:t>Gorry</w:t>
+      </w:r>
+      <w:proofErr w:type="spellEnd"/>
+      <w:r>
+        <w:rPr>
+          <w:sz w:val="24"/>
+          <w:szCs w:val="24"/>
+          <w:lang w:val="en-GB"/>
+        </w:rPr>
+        <w:t xml:space="preserve"> and Michael Scott Morton of the MIT Sloan School of Management, who classified organisational decisions as structured, semi-structured, or unstructur</w:t>
       </w:r>
       <w:r>
         <w:rPr>
@@ -762,7 +1176,25 @@
           <w:szCs w:val="24"/>
           <w:lang w:val="en-GB"/>
         </w:rPr>
-        <w:t>er real limits of time, information, and cognitive capacity. Manually cross-referencing several documents per consignment, particularly away from the point of declaration, exceeds what an officer in the field can reliably do without support. CustomsTrack A</w:t>
+        <w:t xml:space="preserve">er real limits of time, information, and cognitive capacity. Manually cross-referencing several documents per consignment, particularly away from the point of declaration, exceeds what an officer in the field can reliably do without support. </w:t>
+      </w:r>
+      <w:proofErr w:type="spellStart"/>
+      <w:r>
+        <w:rPr>
+          <w:sz w:val="24"/>
+          <w:szCs w:val="24"/>
+          <w:lang w:val="en-GB"/>
+        </w:rPr>
+        <w:t>CustomsTrack</w:t>
+      </w:r>
+      <w:proofErr w:type="spellEnd"/>
+      <w:r>
+        <w:rPr>
+          <w:sz w:val="24"/>
+          <w:szCs w:val="24"/>
+          <w:lang w:val="en-GB"/>
+        </w:rPr>
+        <w:t xml:space="preserve"> A</w:t>
       </w:r>
       <w:r>
         <w:rPr>
@@ -848,7 +1280,61 @@
           <w:szCs w:val="24"/>
           <w:lang w:val="en-GB"/>
         </w:rPr>
-        <w:t xml:space="preserve">f Douala, the country's main commercial gateway, and the deep-water port of Kribi, alongside land border posts and inland customs offices. Cameroon Customs (Direction Générale des Douanes, DGD) processes a substantial volume of import, export, and transit </w:t>
+        <w:t xml:space="preserve">f Douala, the country's main commercial gateway, and the deep-water port of </w:t>
+      </w:r>
+      <w:proofErr w:type="spellStart"/>
+      <w:r>
+        <w:rPr>
+          <w:sz w:val="24"/>
+          <w:szCs w:val="24"/>
+          <w:lang w:val="en-GB"/>
+        </w:rPr>
+        <w:t>Kribi</w:t>
+      </w:r>
+      <w:proofErr w:type="spellEnd"/>
+      <w:r>
+        <w:rPr>
+          <w:sz w:val="24"/>
+          <w:szCs w:val="24"/>
+          <w:lang w:val="en-GB"/>
+        </w:rPr>
+        <w:t xml:space="preserve">, alongside land border posts and inland customs offices. Cameroon Customs (Direction </w:t>
+      </w:r>
+      <w:proofErr w:type="spellStart"/>
+      <w:r>
+        <w:rPr>
+          <w:sz w:val="24"/>
+          <w:szCs w:val="24"/>
+          <w:lang w:val="en-GB"/>
+        </w:rPr>
+        <w:t>Générale</w:t>
+      </w:r>
+      <w:proofErr w:type="spellEnd"/>
+      <w:r>
+        <w:rPr>
+          <w:sz w:val="24"/>
+          <w:szCs w:val="24"/>
+          <w:lang w:val="en-GB"/>
+        </w:rPr>
+        <w:t xml:space="preserve"> des </w:t>
+      </w:r>
+      <w:proofErr w:type="spellStart"/>
+      <w:r>
+        <w:rPr>
+          <w:sz w:val="24"/>
+          <w:szCs w:val="24"/>
+          <w:lang w:val="en-GB"/>
+        </w:rPr>
+        <w:t>Douanes</w:t>
+      </w:r>
+      <w:proofErr w:type="spellEnd"/>
+      <w:r>
+        <w:rPr>
+          <w:sz w:val="24"/>
+          <w:szCs w:val="24"/>
+          <w:lang w:val="en-GB"/>
+        </w:rPr>
+        <w:t xml:space="preserve">, DGD) processes a substantial volume of import, export, and transit </w:t>
       </w:r>
       <w:r>
         <w:rPr>
@@ -998,7 +1484,25 @@
           <w:szCs w:val="24"/>
           <w:lang w:val="en-GB"/>
         </w:rPr>
-        <w:t>ination that goods are officially supposed to reach, which reduces the efficiency of inspection planning, and once an inspection is complete, its findings frequently remain recorded only on paper, with no structured, synchronisable link back to the origina</w:t>
+        <w:t xml:space="preserve">ination that goods are officially supposed to reach, which reduces the efficiency of inspection planning, and once an inspection is complete, its findings frequently remain recorded only on paper, with no structured, </w:t>
+      </w:r>
+      <w:proofErr w:type="spellStart"/>
+      <w:r>
+        <w:rPr>
+          <w:sz w:val="24"/>
+          <w:szCs w:val="24"/>
+          <w:lang w:val="en-GB"/>
+        </w:rPr>
+        <w:t>synchronisable</w:t>
+      </w:r>
+      <w:proofErr w:type="spellEnd"/>
+      <w:r>
+        <w:rPr>
+          <w:sz w:val="24"/>
+          <w:szCs w:val="24"/>
+          <w:lang w:val="en-GB"/>
+        </w:rPr>
+        <w:t xml:space="preserve"> link back to the origina</w:t>
       </w:r>
       <w:r>
         <w:rPr>
@@ -1077,7 +1581,25 @@
           <w:szCs w:val="24"/>
           <w:lang w:val="en-GB"/>
         </w:rPr>
-        <w:t>sign and develop CustomsTrack AI, a mobile-first decision support subsystem connected to CAMCIS, whose mission is to retrieve declaration information, visualise declared destinations on an interactive map, assist Customs Officers and Mobile Brigade officer</w:t>
+        <w:t xml:space="preserve">sign and develop </w:t>
+      </w:r>
+      <w:proofErr w:type="spellStart"/>
+      <w:r>
+        <w:rPr>
+          <w:sz w:val="24"/>
+          <w:szCs w:val="24"/>
+          <w:lang w:val="en-GB"/>
+        </w:rPr>
+        <w:t>CustomsTrack</w:t>
+      </w:r>
+      <w:proofErr w:type="spellEnd"/>
+      <w:r>
+        <w:rPr>
+          <w:sz w:val="24"/>
+          <w:szCs w:val="24"/>
+          <w:lang w:val="en-GB"/>
+        </w:rPr>
+        <w:t xml:space="preserve"> AI, a mobile-first decision support subsystem connected to CAMCIS, whose mission is to retrieve declaration information, visualise declared destinations on an interactive map, assist Customs Officers and Mobile Brigade officer</w:t>
       </w:r>
       <w:r>
         <w:rPr>
@@ -1110,7 +1632,31 @@
           <w:sz w:val="24"/>
           <w:szCs w:val="24"/>
         </w:rPr>
-        <w:t>1.3.2 Specific Objectives</w:t>
+        <w:t xml:space="preserve">1.3.2 </w:t>
+      </w:r>
+      <w:proofErr w:type="spellStart"/>
+      <w:r>
+        <w:rPr>
+          <w:b/>
+          <w:bCs/>
+          <w:i/>
+          <w:iCs/>
+          <w:sz w:val="24"/>
+          <w:szCs w:val="24"/>
+        </w:rPr>
+        <w:t>Specific</w:t>
+      </w:r>
+      <w:proofErr w:type="spellEnd"/>
+      <w:r>
+        <w:rPr>
+          <w:b/>
+          <w:bCs/>
+          <w:i/>
+          <w:iCs/>
+          <w:sz w:val="24"/>
+          <w:szCs w:val="24"/>
+        </w:rPr>
+        <w:t xml:space="preserve"> Objectives</w:t>
       </w:r>
     </w:p>
     <w:p>
@@ -1139,7 +1685,25 @@
           <w:szCs w:val="24"/>
           <w:lang w:val="en-GB"/>
         </w:rPr>
-        <w:t>ustoms declaration information, simulated locally during development, for use within the CustomsTrack AI mobile application.</w:t>
+        <w:t xml:space="preserve">ustoms declaration information, simulated locally during development, for use within the </w:t>
+      </w:r>
+      <w:proofErr w:type="spellStart"/>
+      <w:r>
+        <w:rPr>
+          <w:sz w:val="24"/>
+          <w:szCs w:val="24"/>
+          <w:lang w:val="en-GB"/>
+        </w:rPr>
+        <w:t>CustomsTrack</w:t>
+      </w:r>
+      <w:proofErr w:type="spellEnd"/>
+      <w:r>
+        <w:rPr>
+          <w:sz w:val="24"/>
+          <w:szCs w:val="24"/>
+          <w:lang w:val="en-GB"/>
+        </w:rPr>
+        <w:t xml:space="preserve"> AI mobile application.</w:t>
       </w:r>
     </w:p>
     <w:p>
@@ -1406,7 +1970,55 @@
           <w:sz w:val="24"/>
           <w:szCs w:val="24"/>
         </w:rPr>
-        <w:t>1.4.2 Specific Research Questions</w:t>
+        <w:t xml:space="preserve">1.4.2 </w:t>
+      </w:r>
+      <w:proofErr w:type="spellStart"/>
+      <w:r>
+        <w:rPr>
+          <w:b/>
+          <w:bCs/>
+          <w:i/>
+          <w:iCs/>
+          <w:sz w:val="24"/>
+          <w:szCs w:val="24"/>
+        </w:rPr>
+        <w:t>Specific</w:t>
+      </w:r>
+      <w:proofErr w:type="spellEnd"/>
+      <w:r>
+        <w:rPr>
+          <w:b/>
+          <w:bCs/>
+          <w:i/>
+          <w:iCs/>
+          <w:sz w:val="24"/>
+          <w:szCs w:val="24"/>
+        </w:rPr>
+        <w:t xml:space="preserve"> </w:t>
+      </w:r>
+      <w:proofErr w:type="spellStart"/>
+      <w:r>
+        <w:rPr>
+          <w:b/>
+          <w:bCs/>
+          <w:i/>
+          <w:iCs/>
+          <w:sz w:val="24"/>
+          <w:szCs w:val="24"/>
+        </w:rPr>
+        <w:t>Research</w:t>
+      </w:r>
+      <w:proofErr w:type="spellEnd"/>
+      <w:r>
+        <w:rPr>
+          <w:b/>
+          <w:bCs/>
+          <w:i/>
+          <w:iCs/>
+          <w:sz w:val="24"/>
+          <w:szCs w:val="24"/>
+        </w:rPr>
+        <w:t xml:space="preserve"> Questions</w:t>
       </w:r>
     </w:p>
     <w:p>
@@ -1599,8 +2211,39 @@
           <w:sz w:val="28"/>
           <w:szCs w:val="28"/>
         </w:rPr>
-        <w:t>1.5 Research Hypotheses</w:t>
-      </w:r>
+        <w:t xml:space="preserve">1.5 </w:t>
+      </w:r>
+      <w:proofErr w:type="spellStart"/>
+      <w:r>
+        <w:rPr>
+          <w:b/>
+          <w:bCs/>
+          <w:sz w:val="28"/>
+          <w:szCs w:val="28"/>
+        </w:rPr>
+        <w:t>Research</w:t>
+      </w:r>
+      <w:proofErr w:type="spellEnd"/>
+      <w:r>
+        <w:rPr>
+          <w:b/>
+          <w:bCs/>
+          <w:sz w:val="28"/>
+          <w:szCs w:val="28"/>
+        </w:rPr>
+        <w:t xml:space="preserve"> </w:t>
+      </w:r>
+      <w:proofErr w:type="spellStart"/>
+      <w:r>
+        <w:rPr>
+          <w:b/>
+          <w:bCs/>
+          <w:sz w:val="28"/>
+          <w:szCs w:val="28"/>
+        </w:rPr>
+        <w:t>Hypotheses</w:t>
+      </w:r>
+      <w:proofErr w:type="spellEnd"/>
     </w:p>
     <w:p>
       <w:pPr>
@@ -1615,8 +2258,45 @@
           <w:sz w:val="24"/>
           <w:szCs w:val="24"/>
         </w:rPr>
-        <w:t>1.5.1 Specific Hypotheses</w:t>
-      </w:r>
+        <w:t xml:space="preserve">1.5.1 </w:t>
+      </w:r>
+      <w:proofErr w:type="spellStart"/>
+      <w:r>
+        <w:rPr>
+          <w:b/>
+          <w:bCs/>
+          <w:i/>
+          <w:iCs/>
+          <w:sz w:val="24"/>
+          <w:szCs w:val="24"/>
+        </w:rPr>
+        <w:t>Specific</w:t>
+      </w:r>
+      <w:proofErr w:type="spellEnd"/>
+      <w:r>
+        <w:rPr>
+          <w:b/>
+          <w:bCs/>
+          <w:i/>
+          <w:iCs/>
+          <w:sz w:val="24"/>
+          <w:szCs w:val="24"/>
+        </w:rPr>
+        <w:t xml:space="preserve"> </w:t>
+      </w:r>
+      <w:proofErr w:type="spellStart"/>
+      <w:r>
+        <w:rPr>
+          <w:b/>
+          <w:bCs/>
+          <w:i/>
+          <w:iCs/>
+          <w:sz w:val="24"/>
+          <w:szCs w:val="24"/>
+        </w:rPr>
+        <w:t>Hypotheses</w:t>
+      </w:r>
+      <w:proofErr w:type="spellEnd"/>
     </w:p>
     <w:p>
       <w:pPr>
@@ -1977,7 +2657,25 @@
           <w:szCs w:val="24"/>
           <w:lang w:val="en-GB"/>
         </w:rPr>
-        <w:t xml:space="preserve">m. CustomsTrack AI does not seek </w:t>
+        <w:t xml:space="preserve">m. </w:t>
+      </w:r>
+      <w:proofErr w:type="spellStart"/>
+      <w:r>
+        <w:rPr>
+          <w:sz w:val="24"/>
+          <w:szCs w:val="24"/>
+          <w:lang w:val="en-GB"/>
+        </w:rPr>
+        <w:t>CustomsTrack</w:t>
+      </w:r>
+      <w:proofErr w:type="spellEnd"/>
+      <w:r>
+        <w:rPr>
+          <w:sz w:val="24"/>
+          <w:szCs w:val="24"/>
+          <w:lang w:val="en-GB"/>
+        </w:rPr>
+        <w:t xml:space="preserve"> AI does not seek </w:t>
       </w:r>
       <w:r>
         <w:rPr>
@@ -2151,7 +2849,25 @@
           <w:szCs w:val="24"/>
           <w:lang w:val="en-GB"/>
         </w:rPr>
-        <w:t>The application is designed with particular reference to customs operations in Cameroon, including the ports of Douala and Kribi and associated inland and transit routes. While the underlying approach could in principle be applied in other customs jurisdic</w:t>
+        <w:t xml:space="preserve">The application is designed with particular reference to customs operations in Cameroon, including the ports of Douala and </w:t>
+      </w:r>
+      <w:proofErr w:type="spellStart"/>
+      <w:r>
+        <w:rPr>
+          <w:sz w:val="24"/>
+          <w:szCs w:val="24"/>
+          <w:lang w:val="en-GB"/>
+        </w:rPr>
+        <w:t>Kribi</w:t>
+      </w:r>
+      <w:proofErr w:type="spellEnd"/>
+      <w:r>
+        <w:rPr>
+          <w:sz w:val="24"/>
+          <w:szCs w:val="24"/>
+          <w:lang w:val="en-GB"/>
+        </w:rPr>
+        <w:t xml:space="preserve"> and associated inland and transit routes. While the underlying approach could in principle be applied in other customs jurisdic</w:t>
       </w:r>
       <w:r>
         <w:rPr>
@@ -2197,15 +2913,69 @@
           <w:lang w:val="en-GB"/>
         </w:rPr>
         <w:lastRenderedPageBreak/>
-        <w:t>This study was conducted between June and September 2026. Background research and the Citymapper conce</w:t>
-      </w:r>
-      <w:r>
-        <w:rPr>
-          <w:sz w:val="24"/>
-          <w:szCs w:val="24"/>
-          <w:lang w:val="en-GB"/>
-        </w:rPr>
-        <w:t>pt adaptation study were completed in June 2026, alongside the drafting of the Abstract, Chapter One, and Chapter Two. An internship at Cameroon Customs (Direction Générale des Douanes), Technical Service (Service Technique), Yaoundé, took place between 22</w:t>
+        <w:t xml:space="preserve">This study was conducted between June and September 2026. Background research and the </w:t>
+      </w:r>
+      <w:proofErr w:type="spellStart"/>
+      <w:r>
+        <w:rPr>
+          <w:sz w:val="24"/>
+          <w:szCs w:val="24"/>
+          <w:lang w:val="en-GB"/>
+        </w:rPr>
+        <w:t>Citymapper</w:t>
+      </w:r>
+      <w:proofErr w:type="spellEnd"/>
+      <w:r>
+        <w:rPr>
+          <w:sz w:val="24"/>
+          <w:szCs w:val="24"/>
+          <w:lang w:val="en-GB"/>
+        </w:rPr>
+        <w:t xml:space="preserve"> conce</w:t>
+      </w:r>
+      <w:r>
+        <w:rPr>
+          <w:sz w:val="24"/>
+          <w:szCs w:val="24"/>
+          <w:lang w:val="en-GB"/>
+        </w:rPr>
+        <w:t xml:space="preserve">pt adaptation study were completed in June 2026, alongside the drafting of the Abstract, Chapter One, and Chapter Two. An internship at Cameroon Customs (Direction </w:t>
+      </w:r>
+      <w:proofErr w:type="spellStart"/>
+      <w:r>
+        <w:rPr>
+          <w:sz w:val="24"/>
+          <w:szCs w:val="24"/>
+          <w:lang w:val="en-GB"/>
+        </w:rPr>
+        <w:t>Générale</w:t>
+      </w:r>
+      <w:proofErr w:type="spellEnd"/>
+      <w:r>
+        <w:rPr>
+          <w:sz w:val="24"/>
+          <w:szCs w:val="24"/>
+          <w:lang w:val="en-GB"/>
+        </w:rPr>
+        <w:t xml:space="preserve"> des </w:t>
+      </w:r>
+      <w:proofErr w:type="spellStart"/>
+      <w:r>
+        <w:rPr>
+          <w:sz w:val="24"/>
+          <w:szCs w:val="24"/>
+          <w:lang w:val="en-GB"/>
+        </w:rPr>
+        <w:t>Douanes</w:t>
+      </w:r>
+      <w:proofErr w:type="spellEnd"/>
+      <w:r>
+        <w:rPr>
+          <w:sz w:val="24"/>
+          <w:szCs w:val="24"/>
+          <w:lang w:val="en-GB"/>
+        </w:rPr>
+        <w:t>), Technical Service (Service Technique), Yaoundé, took place between 22</w:t>
       </w:r>
       <w:r>
         <w:rPr>
@@ -2297,7 +3067,25 @@
           <w:szCs w:val="24"/>
           <w:lang w:val="en-GB"/>
         </w:rPr>
-        <w:t>ata collection and analysis methods. Chapter Four presents the implementation of the CustomsTrack AI system and the results of its testing and evaluation. Chapter Five covers project budgeting, financing, and control management. Chapter Six presents the di</w:t>
+        <w:t xml:space="preserve">ata collection and analysis methods. Chapter Four presents the implementation of the </w:t>
+      </w:r>
+      <w:proofErr w:type="spellStart"/>
+      <w:r>
+        <w:rPr>
+          <w:sz w:val="24"/>
+          <w:szCs w:val="24"/>
+          <w:lang w:val="en-GB"/>
+        </w:rPr>
+        <w:t>CustomsTrack</w:t>
+      </w:r>
+      <w:proofErr w:type="spellEnd"/>
+      <w:r>
+        <w:rPr>
+          <w:sz w:val="24"/>
+          <w:szCs w:val="24"/>
+          <w:lang w:val="en-GB"/>
+        </w:rPr>
+        <w:t xml:space="preserve"> AI system and the results of its testing and evaluation. Chapter Five covers project budgeting, financing, and control management. Chapter Six presents the di</w:t>
       </w:r>
       <w:r>
         <w:rPr>
@@ -2343,7 +3131,25 @@
           <w:szCs w:val="24"/>
           <w:lang w:val="en-GB"/>
         </w:rPr>
-        <w:t>This chapter reviews literature relevant to the design of CustomsTrack AI as a mobile-first decision support subsystem that compleme</w:t>
+        <w:t xml:space="preserve">This chapter reviews literature relevant to the design of </w:t>
+      </w:r>
+      <w:proofErr w:type="spellStart"/>
+      <w:r>
+        <w:rPr>
+          <w:sz w:val="24"/>
+          <w:szCs w:val="24"/>
+          <w:lang w:val="en-GB"/>
+        </w:rPr>
+        <w:t>CustomsTrack</w:t>
+      </w:r>
+      <w:proofErr w:type="spellEnd"/>
+      <w:r>
+        <w:rPr>
+          <w:sz w:val="24"/>
+          <w:szCs w:val="24"/>
+          <w:lang w:val="en-GB"/>
+        </w:rPr>
+        <w:t xml:space="preserve"> AI as a mobile-first decision support subsystem that compleme</w:t>
       </w:r>
       <w:r>
         <w:rPr>
@@ -2394,7 +3200,25 @@
           <w:szCs w:val="24"/>
           <w:lang w:val="en-GB"/>
         </w:rPr>
-        <w:t>Decision Support System (DSS) theory, developed by Gorry and Scott Morton (1971), distinguishes between structured, semi-structured, and unstructured decision problems, and argues that computer systems provide the greatest valu</w:t>
+        <w:t xml:space="preserve">Decision Support System (DSS) theory, developed by </w:t>
+      </w:r>
+      <w:proofErr w:type="spellStart"/>
+      <w:r>
+        <w:rPr>
+          <w:sz w:val="24"/>
+          <w:szCs w:val="24"/>
+          <w:lang w:val="en-GB"/>
+        </w:rPr>
+        <w:t>Gorry</w:t>
+      </w:r>
+      <w:proofErr w:type="spellEnd"/>
+      <w:r>
+        <w:rPr>
+          <w:sz w:val="24"/>
+          <w:szCs w:val="24"/>
+          <w:lang w:val="en-GB"/>
+        </w:rPr>
+        <w:t xml:space="preserve"> and Scott Morton (1971), distinguishes between structured, semi-structured, and unstructured decision problems, and argues that computer systems provide the greatest valu</w:t>
       </w:r>
       <w:r>
         <w:rPr>
@@ -2410,7 +3234,25 @@
           <w:szCs w:val="24"/>
           <w:lang w:val="en-GB"/>
         </w:rPr>
-        <w:t>ven consignment remains a judgement call best left to the officer. This theory supports the study's design choice to position CustomsTrack AI as a field-support layer that complements CAMCIS, rather than an autonomous decision-maker or a replacement for it</w:t>
+        <w:t xml:space="preserve">ven consignment remains a judgement call best left to the officer. This theory supports the study's design choice to position </w:t>
+      </w:r>
+      <w:proofErr w:type="spellStart"/>
+      <w:r>
+        <w:rPr>
+          <w:sz w:val="24"/>
+          <w:szCs w:val="24"/>
+          <w:lang w:val="en-GB"/>
+        </w:rPr>
+        <w:t>CustomsTrack</w:t>
+      </w:r>
+      <w:proofErr w:type="spellEnd"/>
+      <w:r>
+        <w:rPr>
+          <w:sz w:val="24"/>
+          <w:szCs w:val="24"/>
+          <w:lang w:val="en-GB"/>
+        </w:rPr>
+        <w:t xml:space="preserve"> AI as a field-support layer that complements CAMCIS, rather than an autonomous decision-maker or a replacement for it</w:t>
       </w:r>
       <w:r>
         <w:rPr>
@@ -2589,7 +3431,25 @@
           <w:szCs w:val="24"/>
           <w:lang w:val="en-GB"/>
         </w:rPr>
-        <w:t xml:space="preserve"> stage of this progression to date, but, as with most national single-window declaration platforms, its scope centres on the declaration itself rather than on field-level destination visualisation or structured, synchronisable inspection support.</w:t>
+        <w:t xml:space="preserve"> stage of this progression to date, but, as with most national single-window declaration platforms, its scope centres on the declaration itself rather than on field-level destination visualisation or structured, </w:t>
+      </w:r>
+      <w:proofErr w:type="spellStart"/>
+      <w:r>
+        <w:rPr>
+          <w:sz w:val="24"/>
+          <w:szCs w:val="24"/>
+          <w:lang w:val="en-GB"/>
+        </w:rPr>
+        <w:t>synchronisable</w:t>
+      </w:r>
+      <w:proofErr w:type="spellEnd"/>
+      <w:r>
+        <w:rPr>
+          <w:sz w:val="24"/>
+          <w:szCs w:val="24"/>
+          <w:lang w:val="en-GB"/>
+        </w:rPr>
+        <w:t xml:space="preserve"> inspection support.</w:t>
       </w:r>
     </w:p>
     <w:p>
@@ -2646,7 +3506,25 @@
           <w:szCs w:val="24"/>
           <w:lang w:val="en-GB"/>
         </w:rPr>
-        <w:t xml:space="preserve">ithout duplicating or interfering with the platform's core operation. This concept is central to the design of CustomsTrack AI, which retrieves declaration information from CAMCIS and, separately, synchronises completed inspection reports back to it. This </w:t>
+        <w:t xml:space="preserve">ithout duplicating or interfering with the platform's core operation. This concept is central to the design of </w:t>
+      </w:r>
+      <w:proofErr w:type="spellStart"/>
+      <w:r>
+        <w:rPr>
+          <w:sz w:val="24"/>
+          <w:szCs w:val="24"/>
+          <w:lang w:val="en-GB"/>
+        </w:rPr>
+        <w:t>CustomsTrack</w:t>
+      </w:r>
+      <w:proofErr w:type="spellEnd"/>
+      <w:r>
+        <w:rPr>
+          <w:sz w:val="24"/>
+          <w:szCs w:val="24"/>
+          <w:lang w:val="en-GB"/>
+        </w:rPr>
+        <w:t xml:space="preserve"> AI, which retrieves declaration information from CAMCIS and, separately, synchronises completed inspection reports back to it. This </w:t>
       </w:r>
       <w:r>
         <w:rPr>
@@ -2691,7 +3569,25 @@
           <w:szCs w:val="24"/>
           <w:lang w:val="en-GB"/>
         </w:rPr>
-        <w:t>Mobile-first design refers to building the primary user experience for a mobile device rather than adapting a desktop or web experience after the fact. This concept is directly relevant to CustomsTrack AI, whose principal users, Customs Officers and Mobile</w:t>
+        <w:t xml:space="preserve">Mobile-first design refers to building the primary user experience for a mobile device rather than adapting a desktop or web experience after the fact. This concept is directly relevant to </w:t>
+      </w:r>
+      <w:proofErr w:type="spellStart"/>
+      <w:r>
+        <w:rPr>
+          <w:sz w:val="24"/>
+          <w:szCs w:val="24"/>
+          <w:lang w:val="en-GB"/>
+        </w:rPr>
+        <w:t>CustomsTrack</w:t>
+      </w:r>
+      <w:proofErr w:type="spellEnd"/>
+      <w:r>
+        <w:rPr>
+          <w:sz w:val="24"/>
+          <w:szCs w:val="24"/>
+          <w:lang w:val="en-GB"/>
+        </w:rPr>
+        <w:t xml:space="preserve"> AI, whose principal users, Customs Officers and Mobile</w:t>
       </w:r>
       <w:r>
         <w:rPr>
@@ -2822,15 +3718,51 @@
           <w:szCs w:val="24"/>
           <w:lang w:val="en-GB"/>
         </w:rPr>
-        <w:t>Cameroon's customs administration derives its legal mandate from Decree No. 2013/066 of 28 February 2013 organising the Ministry of Finance, which assigns Cameroon Customs (Direction Générale des Dou</w:t>
-      </w:r>
-      <w:r>
-        <w:rPr>
-          <w:sz w:val="24"/>
-          <w:szCs w:val="24"/>
-          <w:lang w:val="en-GB"/>
-        </w:rPr>
-        <w:t>anes) four core missions: a fiscal mission concerned with the assessment and collection of duties and taxes; an economic mission concerned with trade facilitation and the fight against fraud and smuggling; a societal protection mission concerned with borde</w:t>
+        <w:t xml:space="preserve">Cameroon's customs administration derives its legal mandate from Decree No. 2013/066 of 28 February 2013 organising the Ministry of Finance, which assigns Cameroon Customs (Direction </w:t>
+      </w:r>
+      <w:proofErr w:type="spellStart"/>
+      <w:r>
+        <w:rPr>
+          <w:sz w:val="24"/>
+          <w:szCs w:val="24"/>
+          <w:lang w:val="en-GB"/>
+        </w:rPr>
+        <w:t>Générale</w:t>
+      </w:r>
+      <w:proofErr w:type="spellEnd"/>
+      <w:r>
+        <w:rPr>
+          <w:sz w:val="24"/>
+          <w:szCs w:val="24"/>
+          <w:lang w:val="en-GB"/>
+        </w:rPr>
+        <w:t xml:space="preserve"> des </w:t>
+      </w:r>
+      <w:proofErr w:type="spellStart"/>
+      <w:r>
+        <w:rPr>
+          <w:sz w:val="24"/>
+          <w:szCs w:val="24"/>
+          <w:lang w:val="en-GB"/>
+        </w:rPr>
+        <w:t>Dou</w:t>
+      </w:r>
+      <w:r>
+        <w:rPr>
+          <w:sz w:val="24"/>
+          <w:szCs w:val="24"/>
+          <w:lang w:val="en-GB"/>
+        </w:rPr>
+        <w:t>anes</w:t>
+      </w:r>
+      <w:proofErr w:type="spellEnd"/>
+      <w:r>
+        <w:rPr>
+          <w:sz w:val="24"/>
+          <w:szCs w:val="24"/>
+          <w:lang w:val="en-GB"/>
+        </w:rPr>
+        <w:t>) four core missions: a fiscal mission concerned with the assessment and collection of duties and taxes; an economic mission concerned with trade facilitation and the fight against fraud and smuggling; a societal protection mission concerned with borde</w:t>
       </w:r>
       <w:r>
         <w:rPr>
@@ -2846,7 +3778,79 @@
           <w:szCs w:val="24"/>
           <w:lang w:val="en-GB"/>
         </w:rPr>
-        <w:t>stoms administration further records that CAMCIS forms part of a broader, longstanding modernisation programme (Direction Générale des Douanes, n.d.). This establishes that a complementary, technology-based subsystem such as CustomsTrack AI aligns directly</w:t>
+        <w:t xml:space="preserve">stoms administration further records that CAMCIS forms part of a broader, longstanding modernisation programme (Direction </w:t>
+      </w:r>
+      <w:proofErr w:type="spellStart"/>
+      <w:r>
+        <w:rPr>
+          <w:sz w:val="24"/>
+          <w:szCs w:val="24"/>
+          <w:lang w:val="en-GB"/>
+        </w:rPr>
+        <w:t>Générale</w:t>
+      </w:r>
+      <w:proofErr w:type="spellEnd"/>
+      <w:r>
+        <w:rPr>
+          <w:sz w:val="24"/>
+          <w:szCs w:val="24"/>
+          <w:lang w:val="en-GB"/>
+        </w:rPr>
+        <w:t xml:space="preserve"> des </w:t>
+      </w:r>
+      <w:proofErr w:type="spellStart"/>
+      <w:r>
+        <w:rPr>
+          <w:sz w:val="24"/>
+          <w:szCs w:val="24"/>
+          <w:lang w:val="en-GB"/>
+        </w:rPr>
+        <w:t>Douanes</w:t>
+      </w:r>
+      <w:proofErr w:type="spellEnd"/>
+      <w:r>
+        <w:rPr>
+          <w:sz w:val="24"/>
+          <w:szCs w:val="24"/>
+          <w:lang w:val="en-GB"/>
+        </w:rPr>
+        <w:t xml:space="preserve">, </w:t>
+      </w:r>
+      <w:proofErr w:type="spellStart"/>
+      <w:r>
+        <w:rPr>
+          <w:sz w:val="24"/>
+          <w:szCs w:val="24"/>
+          <w:lang w:val="en-GB"/>
+        </w:rPr>
+        <w:t>n.d.</w:t>
+      </w:r>
+      <w:proofErr w:type="spellEnd"/>
+      <w:r>
+        <w:rPr>
+          <w:sz w:val="24"/>
+          <w:szCs w:val="24"/>
+          <w:lang w:val="en-GB"/>
+        </w:rPr>
+        <w:t xml:space="preserve">). This establishes that a complementary, technology-based subsystem such as </w:t>
+      </w:r>
+      <w:proofErr w:type="spellStart"/>
+      <w:r>
+        <w:rPr>
+          <w:sz w:val="24"/>
+          <w:szCs w:val="24"/>
+          <w:lang w:val="en-GB"/>
+        </w:rPr>
+        <w:t>CustomsTrack</w:t>
+      </w:r>
+      <w:proofErr w:type="spellEnd"/>
+      <w:r>
+        <w:rPr>
+          <w:sz w:val="24"/>
+          <w:szCs w:val="24"/>
+          <w:lang w:val="en-GB"/>
+        </w:rPr>
+        <w:t xml:space="preserve"> AI aligns directly</w:t>
       </w:r>
       <w:r>
         <w:rPr>
@@ -2891,23 +3895,95 @@
           <w:szCs w:val="24"/>
           <w:lang w:val="en-GB"/>
         </w:rPr>
-        <w:t>Official documentation describes CAMCIS, launched on 5 June 2020, as a modern, web-based client-server system that replaced SYDONIA (Direction G</w:t>
-      </w:r>
-      <w:r>
-        <w:rPr>
-          <w:sz w:val="24"/>
-          <w:szCs w:val="24"/>
-          <w:lang w:val="en-GB"/>
-        </w:rPr>
-        <w:t>énérale des Douanes, n.d.). A detailed account of Cameroonian trade procedures produced by the Cameroon Economic Policy Institute documents that the customs declaration is entered, stored, and validated directly within CAMCIS by an Authorised Customs Broke</w:t>
-      </w:r>
-      <w:r>
-        <w:rPr>
-          <w:sz w:val="24"/>
-          <w:szCs w:val="24"/>
-          <w:lang w:val="en-GB"/>
-        </w:rPr>
-        <w:t>r (Cameroon Economic Policy Institute [CEPI], 2024). This confirms that CAMCIS already holds the structured declaration data that CustomsTrack AI is intended to retrieve and reuse, rather than re-collect, once an authorised integration exists.</w:t>
+        <w:t xml:space="preserve">Official documentation describes CAMCIS, launched on 5 June 2020, as a modern, web-based client-server system that replaced SYDONIA (Direction </w:t>
+      </w:r>
+      <w:proofErr w:type="spellStart"/>
+      <w:r>
+        <w:rPr>
+          <w:sz w:val="24"/>
+          <w:szCs w:val="24"/>
+          <w:lang w:val="en-GB"/>
+        </w:rPr>
+        <w:t>G</w:t>
+      </w:r>
+      <w:r>
+        <w:rPr>
+          <w:sz w:val="24"/>
+          <w:szCs w:val="24"/>
+          <w:lang w:val="en-GB"/>
+        </w:rPr>
+        <w:t>énérale</w:t>
+      </w:r>
+      <w:proofErr w:type="spellEnd"/>
+      <w:r>
+        <w:rPr>
+          <w:sz w:val="24"/>
+          <w:szCs w:val="24"/>
+          <w:lang w:val="en-GB"/>
+        </w:rPr>
+        <w:t xml:space="preserve"> des </w:t>
+      </w:r>
+      <w:proofErr w:type="spellStart"/>
+      <w:r>
+        <w:rPr>
+          <w:sz w:val="24"/>
+          <w:szCs w:val="24"/>
+          <w:lang w:val="en-GB"/>
+        </w:rPr>
+        <w:t>Douanes</w:t>
+      </w:r>
+      <w:proofErr w:type="spellEnd"/>
+      <w:r>
+        <w:rPr>
+          <w:sz w:val="24"/>
+          <w:szCs w:val="24"/>
+          <w:lang w:val="en-GB"/>
+        </w:rPr>
+        <w:t xml:space="preserve">, </w:t>
+      </w:r>
+      <w:proofErr w:type="spellStart"/>
+      <w:r>
+        <w:rPr>
+          <w:sz w:val="24"/>
+          <w:szCs w:val="24"/>
+          <w:lang w:val="en-GB"/>
+        </w:rPr>
+        <w:t>n.d.</w:t>
+      </w:r>
+      <w:proofErr w:type="spellEnd"/>
+      <w:r>
+        <w:rPr>
+          <w:sz w:val="24"/>
+          <w:szCs w:val="24"/>
+          <w:lang w:val="en-GB"/>
+        </w:rPr>
+        <w:t>). A detailed account of Cameroonian trade procedures produced by the Cameroon Economic Policy Institute documents that the customs declaration is entered, stored, and validated directly within CAMCIS by an Authorised Customs Broke</w:t>
+      </w:r>
+      <w:r>
+        <w:rPr>
+          <w:sz w:val="24"/>
+          <w:szCs w:val="24"/>
+          <w:lang w:val="en-GB"/>
+        </w:rPr>
+        <w:t xml:space="preserve">r (Cameroon Economic Policy Institute [CEPI], 2024). This confirms that CAMCIS already holds the structured declaration data that </w:t>
+      </w:r>
+      <w:proofErr w:type="spellStart"/>
+      <w:r>
+        <w:rPr>
+          <w:sz w:val="24"/>
+          <w:szCs w:val="24"/>
+          <w:lang w:val="en-GB"/>
+        </w:rPr>
+        <w:t>CustomsTrack</w:t>
+      </w:r>
+      <w:proofErr w:type="spellEnd"/>
+      <w:r>
+        <w:rPr>
+          <w:sz w:val="24"/>
+          <w:szCs w:val="24"/>
+          <w:lang w:val="en-GB"/>
+        </w:rPr>
+        <w:t xml:space="preserve"> AI is intended to retrieve and reuse, rather than re-collect, once an authorised integration exists.</w:t>
       </w:r>
     </w:p>
     <w:p>
@@ -2965,7 +4041,25 @@
           <w:szCs w:val="24"/>
           <w:lang w:val="en-GB"/>
         </w:rPr>
-        <w:t>existing field practice, manually comparing documents to locate and confirm a destination, is a recognised and necessary step in Cameroonian customs operations, one that CustomsTrack AI proposes to support with structured tools rather than replace.</w:t>
+        <w:t xml:space="preserve">existing field practice, manually comparing documents to locate and confirm a destination, is a recognised and necessary step in Cameroonian customs operations, one that </w:t>
+      </w:r>
+      <w:proofErr w:type="spellStart"/>
+      <w:r>
+        <w:rPr>
+          <w:sz w:val="24"/>
+          <w:szCs w:val="24"/>
+          <w:lang w:val="en-GB"/>
+        </w:rPr>
+        <w:t>CustomsTrack</w:t>
+      </w:r>
+      <w:proofErr w:type="spellEnd"/>
+      <w:r>
+        <w:rPr>
+          <w:sz w:val="24"/>
+          <w:szCs w:val="24"/>
+          <w:lang w:val="en-GB"/>
+        </w:rPr>
+        <w:t xml:space="preserve"> AI proposes to support with structured tools rather than replace.</w:t>
       </w:r>
     </w:p>
     <w:p>
@@ -3085,15 +4179,69 @@
           <w:szCs w:val="24"/>
           <w:lang w:val="en-GB"/>
         </w:rPr>
-        <w:t>The internship informing this study was undertaken at Cameroon Customs (Direction Générale des Douanes, DGD), head</w:t>
-      </w:r>
-      <w:r>
-        <w:rPr>
-          <w:sz w:val="24"/>
-          <w:szCs w:val="24"/>
-          <w:lang w:val="en-GB"/>
-        </w:rPr>
-        <w:t>quartered in the Tsinga neighbourhood of Yaoundé. The internship was carried out specifically within the Technical Service (Service Technique), a unit responsible for the technical management of customs procedures. The Technical Service's principal mission</w:t>
+        <w:t xml:space="preserve">The internship informing this study was undertaken at Cameroon Customs (Direction </w:t>
+      </w:r>
+      <w:proofErr w:type="spellStart"/>
+      <w:r>
+        <w:rPr>
+          <w:sz w:val="24"/>
+          <w:szCs w:val="24"/>
+          <w:lang w:val="en-GB"/>
+        </w:rPr>
+        <w:t>Générale</w:t>
+      </w:r>
+      <w:proofErr w:type="spellEnd"/>
+      <w:r>
+        <w:rPr>
+          <w:sz w:val="24"/>
+          <w:szCs w:val="24"/>
+          <w:lang w:val="en-GB"/>
+        </w:rPr>
+        <w:t xml:space="preserve"> des </w:t>
+      </w:r>
+      <w:proofErr w:type="spellStart"/>
+      <w:r>
+        <w:rPr>
+          <w:sz w:val="24"/>
+          <w:szCs w:val="24"/>
+          <w:lang w:val="en-GB"/>
+        </w:rPr>
+        <w:t>Douanes</w:t>
+      </w:r>
+      <w:proofErr w:type="spellEnd"/>
+      <w:r>
+        <w:rPr>
+          <w:sz w:val="24"/>
+          <w:szCs w:val="24"/>
+          <w:lang w:val="en-GB"/>
+        </w:rPr>
+        <w:t>, DGD), head</w:t>
+      </w:r>
+      <w:r>
+        <w:rPr>
+          <w:sz w:val="24"/>
+          <w:szCs w:val="24"/>
+          <w:lang w:val="en-GB"/>
+        </w:rPr>
+        <w:t xml:space="preserve">quartered in the </w:t>
+      </w:r>
+      <w:proofErr w:type="spellStart"/>
+      <w:r>
+        <w:rPr>
+          <w:sz w:val="24"/>
+          <w:szCs w:val="24"/>
+          <w:lang w:val="en-GB"/>
+        </w:rPr>
+        <w:t>Tsinga</w:t>
+      </w:r>
+      <w:proofErr w:type="spellEnd"/>
+      <w:r>
+        <w:rPr>
+          <w:sz w:val="24"/>
+          <w:szCs w:val="24"/>
+          <w:lang w:val="en-GB"/>
+        </w:rPr>
+        <w:t xml:space="preserve"> neighbourhood of Yaoundé. The internship was carried out specifically within the Technical Service (Service Technique), a unit responsible for the technical management of customs procedures. The Technical Service's principal mission</w:t>
       </w:r>
       <w:r>
         <w:rPr>
@@ -3247,7 +4395,25 @@
           <w:szCs w:val="24"/>
           <w:lang w:val="en-GB"/>
         </w:rPr>
-        <w:t>Development work on the CustomsTrack AI project itself, informed directly by exposure to the Technical</w:t>
+        <w:t xml:space="preserve">Development work on the </w:t>
+      </w:r>
+      <w:proofErr w:type="spellStart"/>
+      <w:r>
+        <w:rPr>
+          <w:sz w:val="24"/>
+          <w:szCs w:val="24"/>
+          <w:lang w:val="en-GB"/>
+        </w:rPr>
+        <w:t>CustomsTrack</w:t>
+      </w:r>
+      <w:proofErr w:type="spellEnd"/>
+      <w:r>
+        <w:rPr>
+          <w:sz w:val="24"/>
+          <w:szCs w:val="24"/>
+          <w:lang w:val="en-GB"/>
+        </w:rPr>
+        <w:t xml:space="preserve"> AI project itself, informed directly by exposure to the Technical</w:t>
       </w:r>
       <w:r>
         <w:rPr>
@@ -3321,7 +4487,25 @@
           <w:szCs w:val="24"/>
           <w:lang w:val="en-GB"/>
         </w:rPr>
-        <w:t>ons with Technical Service staff played a direct role in shaping the CustomsTrack AI project: staff observed that customs officers currently have no straightforward way of knowing exactly where declared goods are intended to go, a gap in destination visibi</w:t>
+        <w:t xml:space="preserve">ons with Technical Service staff played a direct role in shaping the </w:t>
+      </w:r>
+      <w:proofErr w:type="spellStart"/>
+      <w:r>
+        <w:rPr>
+          <w:sz w:val="24"/>
+          <w:szCs w:val="24"/>
+          <w:lang w:val="en-GB"/>
+        </w:rPr>
+        <w:t>CustomsTrack</w:t>
+      </w:r>
+      <w:proofErr w:type="spellEnd"/>
+      <w:r>
+        <w:rPr>
+          <w:sz w:val="24"/>
+          <w:szCs w:val="24"/>
+          <w:lang w:val="en-GB"/>
+        </w:rPr>
+        <w:t xml:space="preserve"> AI project: staff observed that customs officers currently have no straightforward way of knowing exactly where declared goods are intended to go, a gap in destination visibi</w:t>
       </w:r>
       <w:r>
         <w:rPr>
@@ -3600,7 +4784,25 @@
           <w:szCs w:val="24"/>
           <w:lang w:val="en-GB"/>
         </w:rPr>
-        <w:t>This project management plan defines how the design and development of CustomsTrack AI will be carried out, monitored, and completed within the time availab</w:t>
+        <w:t xml:space="preserve">This project management plan defines how the design and development of </w:t>
+      </w:r>
+      <w:proofErr w:type="spellStart"/>
+      <w:r>
+        <w:rPr>
+          <w:sz w:val="24"/>
+          <w:szCs w:val="24"/>
+          <w:lang w:val="en-GB"/>
+        </w:rPr>
+        <w:t>CustomsTrack</w:t>
+      </w:r>
+      <w:proofErr w:type="spellEnd"/>
+      <w:r>
+        <w:rPr>
+          <w:sz w:val="24"/>
+          <w:szCs w:val="24"/>
+          <w:lang w:val="en-GB"/>
+        </w:rPr>
+        <w:t xml:space="preserve"> AI will be carried out, monitored, and completed within the time availab</w:t>
       </w:r>
       <w:r>
         <w:rPr>
@@ -3639,13 +4841,23 @@
           <w:lang w:val="en-GB"/>
         </w:rPr>
       </w:pPr>
-      <w:r>
-        <w:rPr>
-          <w:sz w:val="24"/>
-          <w:szCs w:val="24"/>
-          <w:lang w:val="en-GB"/>
-        </w:rPr>
-        <w:t>CustomsTrack AI is a mobile-first decision support sub</w:t>
+      <w:proofErr w:type="spellStart"/>
+      <w:r>
+        <w:rPr>
+          <w:sz w:val="24"/>
+          <w:szCs w:val="24"/>
+          <w:lang w:val="en-GB"/>
+        </w:rPr>
+        <w:t>CustomsTrack</w:t>
+      </w:r>
+      <w:proofErr w:type="spellEnd"/>
+      <w:r>
+        <w:rPr>
+          <w:sz w:val="24"/>
+          <w:szCs w:val="24"/>
+          <w:lang w:val="en-GB"/>
+        </w:rPr>
+        <w:t xml:space="preserve"> AI is a mobile-first decision support sub</w:t>
       </w:r>
       <w:r>
         <w:rPr>
@@ -3685,13 +4897,9 @@
           <w:sz w:val="24"/>
           <w:szCs w:val="24"/>
         </w:rPr>
-        <w:t>2.5.1.3 Assumptions and Constraints</w:t>
-      </w:r>
-    </w:p>
-    <w:p>
-      <w:pPr>
-        <w:spacing w:before="200" w:after="120" w:line="360" w:lineRule="auto"/>
-      </w:pPr>
+        <w:t xml:space="preserve">2.5.1.3 </w:t>
+      </w:r>
+      <w:proofErr w:type="spellStart"/>
       <w:r>
         <w:rPr>
           <w:b/>
@@ -3701,8 +4909,62 @@
           <w:sz w:val="24"/>
           <w:szCs w:val="24"/>
         </w:rPr>
-        <w:t>2.5.1.3.1 Assumptions</w:t>
-      </w:r>
+        <w:t>Assumptions</w:t>
+      </w:r>
+      <w:proofErr w:type="spellEnd"/>
+      <w:r>
+        <w:rPr>
+          <w:b/>
+          <w:bCs/>
+          <w:i/>
+          <w:iCs/>
+          <w:sz w:val="24"/>
+          <w:szCs w:val="24"/>
+        </w:rPr>
+        <w:t xml:space="preserve"> and </w:t>
+      </w:r>
+      <w:proofErr w:type="spellStart"/>
+      <w:r>
+        <w:rPr>
+          <w:b/>
+          <w:bCs/>
+          <w:i/>
+          <w:iCs/>
+          <w:sz w:val="24"/>
+          <w:szCs w:val="24"/>
+        </w:rPr>
+        <w:t>Constraints</w:t>
+      </w:r>
+      <w:proofErr w:type="spellEnd"/>
+    </w:p>
+    <w:p>
+      <w:pPr>
+        <w:spacing w:before="200" w:after="120" w:line="360" w:lineRule="auto"/>
+      </w:pPr>
+      <w:r>
+        <w:rPr>
+          <w:b/>
+          <w:bCs/>
+          <w:i/>
+          <w:iCs/>
+          <w:sz w:val="24"/>
+          <w:szCs w:val="24"/>
+        </w:rPr>
+        <w:t xml:space="preserve">2.5.1.3.1 </w:t>
+      </w:r>
+      <w:proofErr w:type="spellStart"/>
+      <w:r>
+        <w:rPr>
+          <w:b/>
+          <w:bCs/>
+          <w:i/>
+          <w:iCs/>
+          <w:sz w:val="24"/>
+          <w:szCs w:val="24"/>
+        </w:rPr>
+        <w:t>Assumptions</w:t>
+      </w:r>
+      <w:proofErr w:type="spellEnd"/>
     </w:p>
     <w:p>
       <w:pPr>
@@ -3826,8 +5088,21 @@
           <w:sz w:val="24"/>
           <w:szCs w:val="24"/>
         </w:rPr>
-        <w:t>2.5.1.3.2 Constraints</w:t>
-      </w:r>
+        <w:t xml:space="preserve">2.5.1.3.2 </w:t>
+      </w:r>
+      <w:proofErr w:type="spellStart"/>
+      <w:r>
+        <w:rPr>
+          <w:b/>
+          <w:bCs/>
+          <w:i/>
+          <w:iCs/>
+          <w:sz w:val="24"/>
+          <w:szCs w:val="24"/>
+        </w:rPr>
+        <w:t>Constraints</w:t>
+      </w:r>
+      <w:proofErr w:type="spellEnd"/>
     </w:p>
     <w:p>
       <w:pPr>
@@ -4010,7 +5285,25 @@
           <w:szCs w:val="24"/>
           <w:lang w:val="en-GB"/>
         </w:rPr>
-        <w:t>ments analysis and background research, including the Citymapper concept adaptation study.</w:t>
+        <w:t xml:space="preserve">ments analysis and background research, including the </w:t>
+      </w:r>
+      <w:proofErr w:type="spellStart"/>
+      <w:r>
+        <w:rPr>
+          <w:sz w:val="24"/>
+          <w:szCs w:val="24"/>
+          <w:lang w:val="en-GB"/>
+        </w:rPr>
+        <w:t>Citymapper</w:t>
+      </w:r>
+      <w:proofErr w:type="spellEnd"/>
+      <w:r>
+        <w:rPr>
+          <w:sz w:val="24"/>
+          <w:szCs w:val="24"/>
+          <w:lang w:val="en-GB"/>
+        </w:rPr>
+        <w:t xml:space="preserve"> concept adaptation study.</w:t>
       </w:r>
     </w:p>
     <w:p>
@@ -4031,7 +5324,25 @@
           <w:szCs w:val="24"/>
           <w:lang w:val="en-GB"/>
         </w:rPr>
-        <w:t>Conceptual, organisational, and functional design of the CustomsTrack AI subsystem.</w:t>
+        <w:t xml:space="preserve">Conceptual, organisational, and functional design of the </w:t>
+      </w:r>
+      <w:proofErr w:type="spellStart"/>
+      <w:r>
+        <w:rPr>
+          <w:sz w:val="24"/>
+          <w:szCs w:val="24"/>
+          <w:lang w:val="en-GB"/>
+        </w:rPr>
+        <w:t>CustomsTrack</w:t>
+      </w:r>
+      <w:proofErr w:type="spellEnd"/>
+      <w:r>
+        <w:rPr>
+          <w:sz w:val="24"/>
+          <w:szCs w:val="24"/>
+          <w:lang w:val="en-GB"/>
+        </w:rPr>
+        <w:t xml:space="preserve"> AI subsystem.</w:t>
       </w:r>
     </w:p>
     <w:p>
@@ -4272,7 +5583,25 @@
           <w:szCs w:val="24"/>
           <w:lang w:val="en-GB"/>
         </w:rPr>
-        <w:t>pervisor and academic supervisor for validation before implementation, in line with the phased, supervisor-validated approach already followed for the Citymapper analysis and concept adaptation stages of this project.</w:t>
+        <w:t xml:space="preserve">pervisor and academic supervisor for validation before implementation, in line with the phased, supervisor-validated approach already followed for the </w:t>
+      </w:r>
+      <w:proofErr w:type="spellStart"/>
+      <w:r>
+        <w:rPr>
+          <w:sz w:val="24"/>
+          <w:szCs w:val="24"/>
+          <w:lang w:val="en-GB"/>
+        </w:rPr>
+        <w:t>Citymapper</w:t>
+      </w:r>
+      <w:proofErr w:type="spellEnd"/>
+      <w:r>
+        <w:rPr>
+          <w:sz w:val="24"/>
+          <w:szCs w:val="24"/>
+          <w:lang w:val="en-GB"/>
+        </w:rPr>
+        <w:t xml:space="preserve"> analysis and concept adaptation stages of this project.</w:t>
       </w:r>
     </w:p>
     <w:p>
@@ -4358,6 +5687,7 @@
             <w:tcW w:w="1250" w:type="pct"/>
           </w:tcPr>
           <w:p>
+            <w:proofErr w:type="spellStart"/>
             <w:r>
               <w:rPr>
                 <w:b/>
@@ -4376,6 +5706,7 @@
               </w:rPr>
               <w:t>ne</w:t>
             </w:r>
+            <w:proofErr w:type="spellEnd"/>
           </w:p>
         </w:tc>
         <w:tc>
@@ -4390,8 +5721,19 @@
                 <w:sz w:val="24"/>
                 <w:szCs w:val="24"/>
               </w:rPr>
-              <w:t>Target Period</w:t>
+              <w:t xml:space="preserve">Target </w:t>
             </w:r>
+            <w:proofErr w:type="spellStart"/>
+            <w:r>
+              <w:rPr>
+                <w:b/>
+                <w:bCs/>
+                <w:sz w:val="24"/>
+                <w:szCs w:val="24"/>
+              </w:rPr>
+              <w:t>Period</w:t>
+            </w:r>
+            <w:proofErr w:type="spellEnd"/>
           </w:p>
         </w:tc>
         <w:tc>
@@ -4399,6 +5741,7 @@
             <w:tcW w:w="1250" w:type="pct"/>
           </w:tcPr>
           <w:p>
+            <w:proofErr w:type="spellStart"/>
             <w:r>
               <w:rPr>
                 <w:b/>
@@ -4408,6 +5751,7 @@
               </w:rPr>
               <w:t>Deliverable</w:t>
             </w:r>
+            <w:proofErr w:type="spellEnd"/>
           </w:p>
         </w:tc>
       </w:tr>
@@ -4443,12 +5787,37 @@
             <w:tcW w:w="1250" w:type="pct"/>
           </w:tcPr>
           <w:p>
+            <w:proofErr w:type="spellStart"/>
             <w:r>
               <w:rPr>
                 <w:sz w:val="24"/>
                 <w:szCs w:val="24"/>
               </w:rPr>
-              <w:t>Early June 2026</w:t>
+              <w:t>Early</w:t>
+            </w:r>
+            <w:proofErr w:type="spellEnd"/>
+            <w:r>
+              <w:rPr>
+                <w:sz w:val="24"/>
+                <w:szCs w:val="24"/>
+              </w:rPr>
+              <w:t xml:space="preserve"> </w:t>
+            </w:r>
+            <w:proofErr w:type="spellStart"/>
+            <w:r>
+              <w:rPr>
+                <w:sz w:val="24"/>
+                <w:szCs w:val="24"/>
+              </w:rPr>
+              <w:t>June</w:t>
+            </w:r>
+            <w:proofErr w:type="spellEnd"/>
+            <w:r>
+              <w:rPr>
+                <w:sz w:val="24"/>
+                <w:szCs w:val="24"/>
+              </w:rPr>
+              <w:t xml:space="preserve"> 2026</w:t>
             </w:r>
           </w:p>
         </w:tc>
@@ -4457,12 +5826,37 @@
             <w:tcW w:w="1250" w:type="pct"/>
           </w:tcPr>
           <w:p>
+            <w:proofErr w:type="spellStart"/>
             <w:r>
               <w:rPr>
                 <w:sz w:val="24"/>
                 <w:szCs w:val="24"/>
               </w:rPr>
-              <w:t>Approved project topic</w:t>
+              <w:t>Approved</w:t>
+            </w:r>
+            <w:proofErr w:type="spellEnd"/>
+            <w:r>
+              <w:rPr>
+                <w:sz w:val="24"/>
+                <w:szCs w:val="24"/>
+              </w:rPr>
+              <w:t xml:space="preserve"> </w:t>
+            </w:r>
+            <w:proofErr w:type="spellStart"/>
+            <w:r>
+              <w:rPr>
+                <w:sz w:val="24"/>
+                <w:szCs w:val="24"/>
+              </w:rPr>
+              <w:t>project</w:t>
+            </w:r>
+            <w:proofErr w:type="spellEnd"/>
+            <w:r>
+              <w:rPr>
+                <w:sz w:val="24"/>
+                <w:szCs w:val="24"/>
+              </w:rPr>
+              <w:t xml:space="preserve"> topic</w:t>
             </w:r>
           </w:p>
         </w:tc>
@@ -4491,7 +5885,25 @@
                 <w:lang w:val="en-GB"/>
               </w:rPr>
               <w:lastRenderedPageBreak/>
-              <w:t>M2 — Citymapper analysis and concept adaptation report completed</w:t>
+              <w:t xml:space="preserve">M2 — </w:t>
+            </w:r>
+            <w:proofErr w:type="spellStart"/>
+            <w:r>
+              <w:rPr>
+                <w:sz w:val="24"/>
+                <w:szCs w:val="24"/>
+                <w:lang w:val="en-GB"/>
+              </w:rPr>
+              <w:t>Citymapper</w:t>
+            </w:r>
+            <w:proofErr w:type="spellEnd"/>
+            <w:r>
+              <w:rPr>
+                <w:sz w:val="24"/>
+                <w:szCs w:val="24"/>
+                <w:lang w:val="en-GB"/>
+              </w:rPr>
+              <w:t xml:space="preserve"> analysis and concept adaptation report completed</w:t>
             </w:r>
           </w:p>
         </w:tc>
@@ -4500,12 +5912,21 @@
             <w:tcW w:w="1250" w:type="pct"/>
           </w:tcPr>
           <w:p>
+            <w:proofErr w:type="spellStart"/>
             <w:r>
               <w:rPr>
                 <w:sz w:val="24"/>
                 <w:szCs w:val="24"/>
               </w:rPr>
-              <w:t>June 2026</w:t>
+              <w:t>June</w:t>
+            </w:r>
+            <w:proofErr w:type="spellEnd"/>
+            <w:r>
+              <w:rPr>
+                <w:sz w:val="24"/>
+                <w:szCs w:val="24"/>
+              </w:rPr>
+              <w:t xml:space="preserve"> 2026</w:t>
             </w:r>
           </w:p>
         </w:tc>
@@ -4514,12 +5935,37 @@
             <w:tcW w:w="1250" w:type="pct"/>
           </w:tcPr>
           <w:p>
+            <w:proofErr w:type="spellStart"/>
             <w:r>
               <w:rPr>
                 <w:sz w:val="24"/>
                 <w:szCs w:val="24"/>
               </w:rPr>
-              <w:t>Citymapper analysis report; concept adaptation report</w:t>
+              <w:t>Citymapper</w:t>
+            </w:r>
+            <w:proofErr w:type="spellEnd"/>
+            <w:r>
+              <w:rPr>
+                <w:sz w:val="24"/>
+                <w:szCs w:val="24"/>
+              </w:rPr>
+              <w:t xml:space="preserve"> </w:t>
+            </w:r>
+            <w:proofErr w:type="spellStart"/>
+            <w:r>
+              <w:rPr>
+                <w:sz w:val="24"/>
+                <w:szCs w:val="24"/>
+              </w:rPr>
+              <w:t>analysis</w:t>
+            </w:r>
+            <w:proofErr w:type="spellEnd"/>
+            <w:r>
+              <w:rPr>
+                <w:sz w:val="24"/>
+                <w:szCs w:val="24"/>
+              </w:rPr>
+              <w:t xml:space="preserve"> report; concept adaptation report</w:t>
             </w:r>
           </w:p>
         </w:tc>
@@ -4556,12 +6002,21 @@
             <w:tcW w:w="1250" w:type="pct"/>
           </w:tcPr>
           <w:p>
+            <w:proofErr w:type="spellStart"/>
             <w:r>
               <w:rPr>
                 <w:sz w:val="24"/>
                 <w:szCs w:val="24"/>
               </w:rPr>
-              <w:t>June 2026</w:t>
+              <w:t>June</w:t>
+            </w:r>
+            <w:proofErr w:type="spellEnd"/>
+            <w:r>
+              <w:rPr>
+                <w:sz w:val="24"/>
+                <w:szCs w:val="24"/>
+              </w:rPr>
+              <w:t xml:space="preserve"> 2026</w:t>
             </w:r>
           </w:p>
         </w:tc>
@@ -4603,7 +6058,39 @@
                 <w:sz w:val="24"/>
                 <w:szCs w:val="24"/>
               </w:rPr>
-              <w:t>M4 — Internship placement, Technical Service, DGD Yaoundé</w:t>
+              <w:t xml:space="preserve">M4 — </w:t>
+            </w:r>
+            <w:proofErr w:type="spellStart"/>
+            <w:r>
+              <w:rPr>
+                <w:sz w:val="24"/>
+                <w:szCs w:val="24"/>
+              </w:rPr>
+              <w:t>Internship</w:t>
+            </w:r>
+            <w:proofErr w:type="spellEnd"/>
+            <w:r>
+              <w:rPr>
+                <w:sz w:val="24"/>
+                <w:szCs w:val="24"/>
+              </w:rPr>
+              <w:t xml:space="preserve"> placement, </w:t>
+            </w:r>
+            <w:proofErr w:type="spellStart"/>
+            <w:r>
+              <w:rPr>
+                <w:sz w:val="24"/>
+                <w:szCs w:val="24"/>
+              </w:rPr>
+              <w:t>Technical</w:t>
+            </w:r>
+            <w:proofErr w:type="spellEnd"/>
+            <w:r>
+              <w:rPr>
+                <w:sz w:val="24"/>
+                <w:szCs w:val="24"/>
+              </w:rPr>
+              <w:t xml:space="preserve"> Service, DGD Yaoundé</w:t>
             </w:r>
           </w:p>
         </w:tc>
@@ -4682,12 +6169,21 @@
             <w:tcW w:w="1250" w:type="pct"/>
           </w:tcPr>
           <w:p>
+            <w:proofErr w:type="spellStart"/>
             <w:r>
               <w:rPr>
                 <w:sz w:val="24"/>
                 <w:szCs w:val="24"/>
               </w:rPr>
-              <w:t>Late July 2026</w:t>
+              <w:t>Late</w:t>
+            </w:r>
+            <w:proofErr w:type="spellEnd"/>
+            <w:r>
+              <w:rPr>
+                <w:sz w:val="24"/>
+                <w:szCs w:val="24"/>
+              </w:rPr>
+              <w:t xml:space="preserve"> July 2026</w:t>
             </w:r>
           </w:p>
         </w:tc>
@@ -4744,12 +6240,37 @@
             <w:tcW w:w="1250" w:type="pct"/>
           </w:tcPr>
           <w:p>
+            <w:proofErr w:type="spellStart"/>
             <w:r>
               <w:rPr>
                 <w:sz w:val="24"/>
                 <w:szCs w:val="24"/>
               </w:rPr>
-              <w:t>Late July – early August 2026</w:t>
+              <w:t>Late</w:t>
+            </w:r>
+            <w:proofErr w:type="spellEnd"/>
+            <w:r>
+              <w:rPr>
+                <w:sz w:val="24"/>
+                <w:szCs w:val="24"/>
+              </w:rPr>
+              <w:t xml:space="preserve"> July – </w:t>
+            </w:r>
+            <w:proofErr w:type="spellStart"/>
+            <w:r>
+              <w:rPr>
+                <w:sz w:val="24"/>
+                <w:szCs w:val="24"/>
+              </w:rPr>
+              <w:t>early</w:t>
+            </w:r>
+            <w:proofErr w:type="spellEnd"/>
+            <w:r>
+              <w:rPr>
+                <w:sz w:val="24"/>
+                <w:szCs w:val="24"/>
+              </w:rPr>
+              <w:t xml:space="preserve"> August 2026</w:t>
             </w:r>
           </w:p>
         </w:tc>
@@ -4806,12 +6327,21 @@
             <w:tcW w:w="1250" w:type="pct"/>
           </w:tcPr>
           <w:p>
+            <w:proofErr w:type="spellStart"/>
             <w:r>
               <w:rPr>
                 <w:sz w:val="24"/>
                 <w:szCs w:val="24"/>
               </w:rPr>
-              <w:t>Early August 2026</w:t>
+              <w:t>Early</w:t>
+            </w:r>
+            <w:proofErr w:type="spellEnd"/>
+            <w:r>
+              <w:rPr>
+                <w:sz w:val="24"/>
+                <w:szCs w:val="24"/>
+              </w:rPr>
+              <w:t xml:space="preserve"> August 2026</w:t>
             </w:r>
           </w:p>
         </w:tc>
@@ -4868,6 +6398,7 @@
             <w:tcW w:w="1250" w:type="pct"/>
           </w:tcPr>
           <w:p>
+            <w:proofErr w:type="spellStart"/>
             <w:r>
               <w:rPr>
                 <w:sz w:val="24"/>
@@ -4880,7 +6411,31 @@
                 <w:sz w:val="24"/>
                 <w:szCs w:val="24"/>
               </w:rPr>
-              <w:t>arly to mid-August 2026</w:t>
+              <w:t>arly</w:t>
+            </w:r>
+            <w:proofErr w:type="spellEnd"/>
+            <w:r>
+              <w:rPr>
+                <w:sz w:val="24"/>
+                <w:szCs w:val="24"/>
+              </w:rPr>
+              <w:t xml:space="preserve"> to </w:t>
+            </w:r>
+            <w:proofErr w:type="spellStart"/>
+            <w:r>
+              <w:rPr>
+                <w:sz w:val="24"/>
+                <w:szCs w:val="24"/>
+              </w:rPr>
+              <w:t>mid</w:t>
+            </w:r>
+            <w:proofErr w:type="spellEnd"/>
+            <w:r>
+              <w:rPr>
+                <w:sz w:val="24"/>
+                <w:szCs w:val="24"/>
+              </w:rPr>
+              <w:t>-August 2026</w:t>
             </w:r>
           </w:p>
         </w:tc>
@@ -4894,8 +6449,33 @@
                 <w:sz w:val="24"/>
                 <w:szCs w:val="24"/>
               </w:rPr>
-              <w:t>Test results, evaluation</w:t>
+              <w:t xml:space="preserve">Test </w:t>
             </w:r>
+            <w:proofErr w:type="spellStart"/>
+            <w:r>
+              <w:rPr>
+                <w:sz w:val="24"/>
+                <w:szCs w:val="24"/>
+              </w:rPr>
+              <w:t>results</w:t>
+            </w:r>
+            <w:proofErr w:type="spellEnd"/>
+            <w:r>
+              <w:rPr>
+                <w:sz w:val="24"/>
+                <w:szCs w:val="24"/>
+              </w:rPr>
+              <w:t xml:space="preserve">, </w:t>
+            </w:r>
+            <w:proofErr w:type="spellStart"/>
+            <w:r>
+              <w:rPr>
+                <w:sz w:val="24"/>
+                <w:szCs w:val="24"/>
+              </w:rPr>
+              <w:t>evaluation</w:t>
+            </w:r>
+            <w:proofErr w:type="spellEnd"/>
           </w:p>
         </w:tc>
       </w:tr>
@@ -4950,7 +6530,23 @@
                 <w:sz w:val="24"/>
                 <w:szCs w:val="24"/>
               </w:rPr>
-              <w:t>Complete project report</w:t>
+              <w:t xml:space="preserve">Complete </w:t>
+            </w:r>
+            <w:proofErr w:type="spellStart"/>
+            <w:r>
+              <w:rPr>
+                <w:sz w:val="24"/>
+                <w:szCs w:val="24"/>
+              </w:rPr>
+              <w:t>project</w:t>
+            </w:r>
+            <w:proofErr w:type="spellEnd"/>
+            <w:r>
+              <w:rPr>
+                <w:sz w:val="24"/>
+                <w:szCs w:val="24"/>
+              </w:rPr>
+              <w:t xml:space="preserve"> report</w:t>
             </w:r>
           </w:p>
         </w:tc>
@@ -4972,7 +6568,39 @@
                 <w:sz w:val="24"/>
                 <w:szCs w:val="24"/>
               </w:rPr>
-              <w:t>M10 — Oral defence</w:t>
+              <w:t xml:space="preserve">M10 — Oral </w:t>
+            </w:r>
+            <w:proofErr w:type="spellStart"/>
+            <w:r>
+              <w:rPr>
+                <w:sz w:val="24"/>
+                <w:szCs w:val="24"/>
+              </w:rPr>
+              <w:t>defence</w:t>
+            </w:r>
+            <w:proofErr w:type="spellEnd"/>
+          </w:p>
+        </w:tc>
+        <w:tc>
+          <w:tcPr>
+            <w:tcW w:w="1250" w:type="pct"/>
+          </w:tcPr>
+          <w:p>
+            <w:proofErr w:type="spellStart"/>
+            <w:r>
+              <w:rPr>
+                <w:sz w:val="24"/>
+                <w:szCs w:val="24"/>
+              </w:rPr>
+              <w:t>September</w:t>
+            </w:r>
+            <w:proofErr w:type="spellEnd"/>
+            <w:r>
+              <w:rPr>
+                <w:sz w:val="24"/>
+                <w:szCs w:val="24"/>
+              </w:rPr>
+              <w:t xml:space="preserve"> 2026</w:t>
             </w:r>
           </w:p>
         </w:tc>
@@ -4986,22 +6614,17 @@
                 <w:sz w:val="24"/>
                 <w:szCs w:val="24"/>
               </w:rPr>
-              <w:t>September 2026</w:t>
+              <w:t xml:space="preserve">Project </w:t>
             </w:r>
-          </w:p>
-        </w:tc>
-        <w:tc>
-          <w:tcPr>
-            <w:tcW w:w="1250" w:type="pct"/>
-          </w:tcPr>
-          <w:p>
+            <w:proofErr w:type="spellStart"/>
             <w:r>
               <w:rPr>
                 <w:sz w:val="24"/>
                 <w:szCs w:val="24"/>
               </w:rPr>
-              <w:t>Project defence</w:t>
+              <w:t>defence</w:t>
             </w:r>
+            <w:proofErr w:type="spellEnd"/>
           </w:p>
         </w:tc>
       </w:tr>
@@ -5038,7 +6661,31 @@
           <w:sz w:val="24"/>
           <w:szCs w:val="24"/>
         </w:rPr>
-        <w:t>2.5.3.1 Milestones Management</w:t>
+        <w:t xml:space="preserve">2.5.3.1 </w:t>
+      </w:r>
+      <w:proofErr w:type="spellStart"/>
+      <w:r>
+        <w:rPr>
+          <w:b/>
+          <w:bCs/>
+          <w:i/>
+          <w:iCs/>
+          <w:sz w:val="24"/>
+          <w:szCs w:val="24"/>
+        </w:rPr>
+        <w:t>Milestones</w:t>
+      </w:r>
+      <w:proofErr w:type="spellEnd"/>
+      <w:r>
+        <w:rPr>
+          <w:b/>
+          <w:bCs/>
+          <w:i/>
+          <w:iCs/>
+          <w:sz w:val="24"/>
+          <w:szCs w:val="24"/>
+        </w:rPr>
+        <w:t xml:space="preserve"> Management</w:t>
       </w:r>
     </w:p>
     <w:p>
@@ -5423,7 +7070,25 @@
           <w:szCs w:val="24"/>
           <w:lang w:val="en-GB"/>
         </w:rPr>
-        <w:t>gy followed in designing and developing CustomsTrack AI. As the study produces a working software artefact rather than testing a hypothesis through a large-scale survey, several sections below adapt the standard research-methodology structure to a systems-</w:t>
+        <w:t xml:space="preserve">gy followed in designing and developing </w:t>
+      </w:r>
+      <w:proofErr w:type="spellStart"/>
+      <w:r>
+        <w:rPr>
+          <w:sz w:val="24"/>
+          <w:szCs w:val="24"/>
+          <w:lang w:val="en-GB"/>
+        </w:rPr>
+        <w:t>CustomsTrack</w:t>
+      </w:r>
+      <w:proofErr w:type="spellEnd"/>
+      <w:r>
+        <w:rPr>
+          <w:sz w:val="24"/>
+          <w:szCs w:val="24"/>
+          <w:lang w:val="en-GB"/>
+        </w:rPr>
+        <w:t xml:space="preserve"> AI. As the study produces a working software artefact rather than testing a hypothesis through a large-scale survey, several sections below adapt the standard research-methodology structure to a systems-</w:t>
       </w:r>
       <w:r>
         <w:rPr>
@@ -5474,7 +7139,25 @@
           <w:szCs w:val="24"/>
           <w:lang w:val="en-GB"/>
         </w:rPr>
-        <w:t xml:space="preserve"> output is a technological artefact evaluated against a real operational problem, rather than a statistical test of a hypothesis about a population. The 'artefact' in this study is the CustomsTrack A</w:t>
+        <w:t xml:space="preserve"> output is a technological artefact evaluated against a real operational problem, rather than a statistical test of a hypothesis about a population. The 'artefact' in this study is the </w:t>
+      </w:r>
+      <w:proofErr w:type="spellStart"/>
+      <w:r>
+        <w:rPr>
+          <w:sz w:val="24"/>
+          <w:szCs w:val="24"/>
+          <w:lang w:val="en-GB"/>
+        </w:rPr>
+        <w:t>CustomsTrack</w:t>
+      </w:r>
+      <w:proofErr w:type="spellEnd"/>
+      <w:r>
+        <w:rPr>
+          <w:sz w:val="24"/>
+          <w:szCs w:val="24"/>
+          <w:lang w:val="en-GB"/>
+        </w:rPr>
+        <w:t xml:space="preserve"> A</w:t>
       </w:r>
       <w:r>
         <w:rPr>
@@ -5585,7 +7268,25 @@
           <w:szCs w:val="24"/>
           <w:lang w:val="en-GB"/>
         </w:rPr>
-        <w:t xml:space="preserve"> involve a formal commercial market analysis, since CustomsTrack AI is intended for internal operational use by Cameroon Customs rather than as a commercial product.</w:t>
+        <w:t xml:space="preserve"> involve a formal commercial market analysis, since </w:t>
+      </w:r>
+      <w:proofErr w:type="spellStart"/>
+      <w:r>
+        <w:rPr>
+          <w:sz w:val="24"/>
+          <w:szCs w:val="24"/>
+          <w:lang w:val="en-GB"/>
+        </w:rPr>
+        <w:t>CustomsTrack</w:t>
+      </w:r>
+      <w:proofErr w:type="spellEnd"/>
+      <w:r>
+        <w:rPr>
+          <w:sz w:val="24"/>
+          <w:szCs w:val="24"/>
+          <w:lang w:val="en-GB"/>
+        </w:rPr>
+        <w:t xml:space="preserve"> AI is intended for internal operational use by Cameroon Customs rather than as a commercial product.</w:t>
       </w:r>
     </w:p>
     <w:p>
@@ -5847,7 +7548,25 @@
           <w:szCs w:val="24"/>
           <w:lang w:val="en-GB"/>
         </w:rPr>
-        <w:t>Taken together, the feasibility studies above indicate that CustomsTrack AI is feasible as an academic project within the stated constraints: technically achievable with mature, low-cost tools; e</w:t>
+        <w:t xml:space="preserve">Taken together, the feasibility studies above indicate that </w:t>
+      </w:r>
+      <w:proofErr w:type="spellStart"/>
+      <w:r>
+        <w:rPr>
+          <w:sz w:val="24"/>
+          <w:szCs w:val="24"/>
+          <w:lang w:val="en-GB"/>
+        </w:rPr>
+        <w:t>CustomsTrack</w:t>
+      </w:r>
+      <w:proofErr w:type="spellEnd"/>
+      <w:r>
+        <w:rPr>
+          <w:sz w:val="24"/>
+          <w:szCs w:val="24"/>
+          <w:lang w:val="en-GB"/>
+        </w:rPr>
+        <w:t xml:space="preserve"> AI is feasible as an academic project within the stated constraints: technically achievable with mature, low-cost tools; e</w:t>
       </w:r>
       <w:r>
         <w:rPr>
@@ -5909,7 +7628,25 @@
           <w:szCs w:val="24"/>
           <w:lang w:val="en-GB"/>
         </w:rPr>
-        <w:t>dated approach already used for the Citymapper analysis and concept adaptation stages of this project (Section 2.5.2.3). Requirements were refined across successive phases, background research and conceptual design, architecture design, backend development</w:t>
+        <w:t xml:space="preserve">dated approach already used for the </w:t>
+      </w:r>
+      <w:proofErr w:type="spellStart"/>
+      <w:r>
+        <w:rPr>
+          <w:sz w:val="24"/>
+          <w:szCs w:val="24"/>
+          <w:lang w:val="en-GB"/>
+        </w:rPr>
+        <w:t>Citymapper</w:t>
+      </w:r>
+      <w:proofErr w:type="spellEnd"/>
+      <w:r>
+        <w:rPr>
+          <w:sz w:val="24"/>
+          <w:szCs w:val="24"/>
+          <w:lang w:val="en-GB"/>
+        </w:rPr>
+        <w:t xml:space="preserve"> analysis and concept adaptation stages of this project (Section 2.5.2.3). Requirements were refined across successive phases, background research and conceptual design, architecture design, backend development</w:t>
       </w:r>
       <w:r>
         <w:rPr>
@@ -6025,8 +7762,18 @@
           <w:szCs w:val="24"/>
           <w:lang w:val="en-GB"/>
         </w:rPr>
-        <w:t>General Directorate of Customs headquarters in Yaounde</w:t>
-      </w:r>
+        <w:t xml:space="preserve">General Directorate of Customs headquarters in </w:t>
+      </w:r>
+      <w:proofErr w:type="spellStart"/>
+      <w:r>
+        <w:rPr>
+          <w:sz w:val="24"/>
+          <w:szCs w:val="24"/>
+          <w:lang w:val="en-GB"/>
+        </w:rPr>
+        <w:t>Yaounde</w:t>
+      </w:r>
+      <w:proofErr w:type="spellEnd"/>
       <w:r>
         <w:rPr>
           <w:sz w:val="24"/>
@@ -6351,6 +8098,18 @@
           <w:lang w:val="en-GB"/>
         </w:rPr>
       </w:pPr>
+      <w:r>
+        <w:rPr>
+          <w:b/>
+          <w:bCs/>
+          <w:i/>
+          <w:iCs/>
+          <w:sz w:val="24"/>
+          <w:szCs w:val="24"/>
+          <w:lang w:val="en-GB"/>
+        </w:rPr>
+        <w:t>w</w:t>
+      </w:r>
       <w:bookmarkStart w:id="0" w:name="_GoBack"/>
       <w:bookmarkEnd w:id="0"/>
       <w:r>
@@ -6713,7 +8472,7 @@
         <w:sz w:val="24"/>
         <w:szCs w:val="24"/>
       </w:rPr>
-      <w:t>22</w:t>
+      <w:t>12</w:t>
     </w:r>
     <w:r>
       <w:rPr>
